--- a/deliverables/inland_transport_2026-10/example_T1_T2/docx/T2_WHSOP_003_A06.docx
+++ b/deliverables/inland_transport_2026-10/example_T1_T2/docx/T2_WHSOP_003_A06.docx
@@ -109,7 +109,7 @@
           <w:color w:val="000000"/>
           <w:sz w:val="22"/>
         </w:rPr>
-        <w:t>ПРИМЕР / СИМУЛАЦИЈА — пополнето со податоците што ги имаме и со пресметките од листот за калкулација; не е запис. Мерењата, потписите, броевите на пломби и логери и податоците што се дознаваат на денот се оставени празни.</w:t>
+        <w:t>ПРИМЕР / СИМУЛАЦИЈА — не е запис. Сите внесени податоци се во загради: сино — од нашите записи или пресметани; виолетово — пример, да се потврди; портокалово — се внесува на денот.</w:t>
       </w:r>
       <w:r>
         <w:rPr>
@@ -129,7 +129,7 @@
           <w:color w:val="595959"/>
           <w:sz w:val="16"/>
         </w:rPr>
-        <w:t>EXAMPLE / SIMULATION — filled with the data we hold and the calculations on the calculation sheet; not a record. Measurements, signatures, seal and logger numbers and data known only on the day are left blank.</w:t>
+        <w:t>EXAMPLE / SIMULATION — not a record. Every entry is in brackets: blue — from our records or calculated; purple — example, to be confirmed; orange — entered on the day.</w:t>
       </w:r>
     </w:p>
     <w:p>
@@ -361,10 +361,10 @@
                 <w:rFonts w:ascii="Calibri" w:hAnsi="Calibri"/>
                 <w:b w:val="0"/>
                 <w:i w:val="0"/>
-                <w:color w:val="000000"/>
+                <w:color w:val="0B5CAD"/>
                 <w:sz w:val="20"/>
               </w:rPr>
-              <w:t>TR-20261027-001</w:t>
+              <w:t xml:space="preserve">[TR-20261027-001]</w:t>
             </w:r>
           </w:p>
         </w:tc>
@@ -433,30 +433,10 @@
                 <w:rFonts w:ascii="Calibri" w:hAnsi="Calibri"/>
                 <w:b w:val="0"/>
                 <w:i w:val="0"/>
-                <w:color w:val="000000"/>
+                <w:color w:val="7030A0"/>
                 <w:sz w:val="20"/>
               </w:rPr>
-              <w:t>до</w:t>
-            </w:r>
-            <w:r>
-              <w:rPr>
-                <w:rFonts w:ascii="Calibri" w:hAnsi="Calibri"/>
-                <w:b w:val="0"/>
-                <w:i w:val="0"/>
-                <w:color w:val="000000"/>
-                <w:sz w:val="16"/>
-              </w:rPr>
-              <w:t xml:space="preserve"> | </w:t>
-            </w:r>
-            <w:r>
-              <w:rPr>
-                <w:rFonts w:ascii="Calibri" w:hAnsi="Calibri"/>
-                <w:b w:val="0"/>
-                <w:i/>
-                <w:color w:val="000000"/>
-                <w:sz w:val="16"/>
-              </w:rPr>
-              <w:t>by 30.10.2026</w:t>
+              <w:t xml:space="preserve">[30.10.2026]</w:t>
             </w:r>
           </w:p>
         </w:tc>
@@ -550,7 +530,6 @@
           </w:tcPr>
           <w:p>
             <w:pPr>
-              <w:keepNext/>
               <w:spacing w:before="20" w:after="20"/>
               <w:jc w:val="left"/>
             </w:pPr>
@@ -594,7 +573,6 @@
           </w:tcPr>
           <w:p>
             <w:pPr>
-              <w:keepNext/>
               <w:spacing w:before="20" w:after="20"/>
               <w:jc w:val="center"/>
             </w:pPr>
@@ -607,7 +585,17 @@
                 <w:color w:val="000000"/>
                 <w:sz w:val="20"/>
               </w:rPr>
-              <w:t>Пјурли Плант ДООЕЛ Скопје, дозвола бр. ______</w:t>
+              <w:t xml:space="preserve">Пјурли Плант ДООЕЛ Скопје, дозвола бр. </w:t>
+            </w:r>
+            <w:r>
+              <w:rPr>
+                <w:rFonts w:ascii="Calibri" w:hAnsi="Calibri"/>
+                <w:b w:val="0"/>
+                <w:i w:val="0"/>
+                <w:color w:val="C55A11"/>
+                <w:sz w:val="20"/>
+              </w:rPr>
+              <w:t xml:space="preserve">[ ]</w:t>
             </w:r>
             <w:r>
               <w:rPr>
@@ -627,7 +615,17 @@
                 <w:color w:val="000000"/>
                 <w:sz w:val="16"/>
               </w:rPr>
-              <w:t>Purely Plant DOOEL Skopje, licence No. ______</w:t>
+              <w:t xml:space="preserve">Purely Plant DOOEL Skopje, licence No. </w:t>
+            </w:r>
+            <w:r>
+              <w:rPr>
+                <w:rFonts w:ascii="Calibri" w:hAnsi="Calibri"/>
+                <w:b w:val="0"/>
+                <w:i/>
+                <w:color w:val="C55A11"/>
+                <w:sz w:val="16"/>
+              </w:rPr>
+              <w:t xml:space="preserve">[ ]</w:t>
             </w:r>
           </w:p>
         </w:tc>
@@ -667,7 +665,6 @@
           </w:tcPr>
           <w:p>
             <w:pPr>
-              <w:keepNext/>
               <w:spacing w:before="20" w:after="20"/>
               <w:jc w:val="left"/>
             </w:pPr>
@@ -711,11 +708,20 @@
           </w:tcPr>
           <w:p>
             <w:pPr>
-              <w:keepNext/>
-              <w:spacing w:before="20" w:after="20"/>
-              <w:jc w:val="center"/>
-            </w:pPr>
-            <w:r/>
+              <w:spacing w:before="20" w:after="20"/>
+              <w:jc w:val="center"/>
+            </w:pPr>
+            <w:r/>
+            <w:r>
+              <w:rPr>
+                <w:rFonts w:ascii="Calibri" w:hAnsi="Calibri"/>
+                <w:b w:val="0"/>
+                <w:i w:val="0"/>
+                <w:color w:val="C55A11"/>
+                <w:sz w:val="20"/>
+              </w:rPr>
+              <w:t xml:space="preserve">[ ]</w:t>
+            </w:r>
           </w:p>
         </w:tc>
         <w:tc>
@@ -726,7 +732,6 @@
           </w:tcPr>
           <w:p>
             <w:pPr>
-              <w:keepNext/>
               <w:spacing w:before="20" w:after="20"/>
               <w:jc w:val="left"/>
             </w:pPr>
@@ -770,20 +775,19 @@
           </w:tcPr>
           <w:p>
             <w:pPr>
-              <w:keepNext/>
-              <w:spacing w:before="20" w:after="20"/>
-              <w:jc w:val="center"/>
-            </w:pPr>
-            <w:r/>
-            <w:r>
-              <w:rPr>
-                <w:rFonts w:ascii="Calibri" w:hAnsi="Calibri"/>
-                <w:b w:val="0"/>
-                <w:i w:val="0"/>
-                <w:color w:val="000000"/>
+              <w:spacing w:before="20" w:after="20"/>
+              <w:jc w:val="center"/>
+            </w:pPr>
+            <w:r/>
+            <w:r>
+              <w:rPr>
+                <w:rFonts w:ascii="Calibri" w:hAnsi="Calibri"/>
+                <w:b w:val="0"/>
+                <w:i w:val="0"/>
+                <w:color w:val="7030A0"/>
                 <w:sz w:val="20"/>
               </w:rPr>
-              <w:t>27.10.2026</w:t>
+              <w:t xml:space="preserve">[27.10.2026]</w:t>
             </w:r>
           </w:p>
         </w:tc>
@@ -806,7 +810,8 @@
         </w:tblBorders>
       </w:tblPr>
       <w:tblGrid>
-        <w:gridCol w:w="10466"/>
+        <w:gridCol w:w="3288"/>
+        <w:gridCol w:w="7178"/>
       </w:tblGrid>
       <w:tr>
         <w:trPr>
@@ -815,12 +820,12 @@
         <w:tc>
           <w:tcPr>
             <w:shd w:val="clear" w:color="auto" w:fill="F2F2F2"/>
-            <w:tcW w:type="pct" w:w="5000"/>
-          </w:tcPr>
-          <w:p>
-            <w:pPr>
-              <w:keepNext/>
-              <w:spacing w:before="40" w:after="40"/>
+            <w:vAlign w:val="center"/>
+            <w:tcW w:type="pct" w:w="1570"/>
+          </w:tcPr>
+          <w:p>
+            <w:pPr>
+              <w:spacing w:before="20" w:after="20"/>
               <w:jc w:val="left"/>
             </w:pPr>
             <w:r/>
@@ -848,48 +853,74 @@
               <w:rPr>
                 <w:rFonts w:ascii="Calibri" w:hAnsi="Calibri"/>
                 <w:b w:val="0"/>
+                <w:i w:val="0"/>
+                <w:color w:val="000000"/>
+                <w:sz w:val="16"/>
+              </w:rPr>
+              <w:t>Consignee (name and address)</w:t>
+            </w:r>
+          </w:p>
+        </w:tc>
+        <w:tc>
+          <w:tcPr>
+            <w:vAlign w:val="center"/>
+            <w:tcW w:type="pct" w:w="3429"/>
+          </w:tcPr>
+          <w:p>
+            <w:pPr>
+              <w:spacing w:before="20" w:after="20"/>
+              <w:jc w:val="center"/>
+            </w:pPr>
+            <w:r/>
+            <w:r>
+              <w:rPr>
+                <w:rFonts w:ascii="Calibri" w:hAnsi="Calibri"/>
+                <w:b w:val="0"/>
+                <w:i w:val="0"/>
+                <w:color w:val="7030A0"/>
+                <w:sz w:val="20"/>
+              </w:rPr>
+              <w:t xml:space="preserve">[Versa (купувач според листата за продажба)</w:t>
+            </w:r>
+            <w:r>
+              <w:rPr>
+                <w:rFonts w:ascii="Calibri" w:hAnsi="Calibri"/>
+                <w:b w:val="0"/>
+                <w:i w:val="0"/>
+                <w:color w:val="7030A0"/>
+                <w:sz w:val="16"/>
+              </w:rPr>
+              <w:t xml:space="preserve"> | </w:t>
+            </w:r>
+            <w:r>
+              <w:rPr>
+                <w:rFonts w:ascii="Calibri" w:hAnsi="Calibri"/>
+                <w:b w:val="0"/>
                 <w:i/>
-                <w:color w:val="000000"/>
+                <w:color w:val="7030A0"/>
                 <w:sz w:val="16"/>
               </w:rPr>
-              <w:t>Consignee (name and address)</w:t>
-            </w:r>
-          </w:p>
-          <w:p>
-            <w:pPr>
-              <w:keepNext/>
-              <w:spacing w:before="20" w:after="40"/>
-              <w:jc w:val="both"/>
-            </w:pPr>
-            <w:r>
-              <w:rPr>
-                <w:rFonts w:ascii="Calibri" w:hAnsi="Calibri"/>
-                <w:b w:val="0"/>
-                <w:i w:val="0"/>
-                <w:color w:val="000000"/>
-                <w:sz w:val="20"/>
-              </w:rPr>
-              <w:t>Versa (купувач според листата за продажба)</w:t>
-            </w:r>
-            <w:r>
-              <w:rPr>
-                <w:rFonts w:ascii="Calibri" w:hAnsi="Calibri"/>
-                <w:b w:val="0"/>
-                <w:i w:val="0"/>
+              <w:t xml:space="preserve">Versa (buyer per the sale list)]</w:t>
+            </w:r>
+            <w:r>
+              <w:rPr>
+                <w:rFonts w:ascii="Calibri" w:hAnsi="Calibri"/>
+                <w:b w:val="0"/>
+                <w:i/>
                 <w:color w:val="000000"/>
                 <w:sz w:val="16"/>
               </w:rPr>
-              <w:t xml:space="preserve">  |  </w:t>
+              <w:t xml:space="preserve"> · </w:t>
             </w:r>
             <w:r>
               <w:rPr>
                 <w:rFonts w:ascii="Calibri" w:hAnsi="Calibri"/>
                 <w:b w:val="0"/>
                 <w:i/>
-                <w:color w:val="000000"/>
+                <w:color w:val="C55A11"/>
                 <w:sz w:val="16"/>
               </w:rPr>
-              <w:t>Versa (buyer per the sale list); [адреса — да се внесе | address — to be entered]</w:t>
+              <w:t xml:space="preserve">[ ]</w:t>
             </w:r>
           </w:p>
         </w:tc>
@@ -927,7 +958,6 @@
           </w:tcPr>
           <w:p>
             <w:pPr>
-              <w:keepNext/>
               <w:spacing w:before="20" w:after="20"/>
               <w:jc w:val="left"/>
             </w:pPr>
@@ -971,27 +1001,26 @@
           </w:tcPr>
           <w:p>
             <w:pPr>
-              <w:keepNext/>
-              <w:spacing w:before="20" w:after="20"/>
-              <w:jc w:val="center"/>
-            </w:pPr>
-            <w:r/>
-            <w:r>
-              <w:rPr>
-                <w:rFonts w:ascii="Calibri" w:hAnsi="Calibri"/>
-                <w:b w:val="0"/>
-                <w:i w:val="0"/>
-                <w:color w:val="000000"/>
+              <w:spacing w:before="20" w:after="20"/>
+              <w:jc w:val="center"/>
+            </w:pPr>
+            <w:r/>
+            <w:r>
+              <w:rPr>
+                <w:rFonts w:ascii="Calibri" w:hAnsi="Calibri"/>
+                <w:b w:val="0"/>
+                <w:i w:val="0"/>
+                <w:color w:val="0B5CAD"/>
                 <w:sz w:val="20"/>
               </w:rPr>
-              <w:t>Испорака на меѓупроизвод — Транша 2</w:t>
-            </w:r>
-            <w:r>
-              <w:rPr>
-                <w:rFonts w:ascii="Calibri" w:hAnsi="Calibri"/>
-                <w:b w:val="0"/>
-                <w:i w:val="0"/>
-                <w:color w:val="000000"/>
+              <w:t xml:space="preserve">[Испорака на меѓупроизвод — Транша 2</w:t>
+            </w:r>
+            <w:r>
+              <w:rPr>
+                <w:rFonts w:ascii="Calibri" w:hAnsi="Calibri"/>
+                <w:b w:val="0"/>
+                <w:i w:val="0"/>
+                <w:color w:val="0B5CAD"/>
                 <w:sz w:val="16"/>
               </w:rPr>
               <w:t xml:space="preserve"> | </w:t>
@@ -1001,10 +1030,10 @@
                 <w:rFonts w:ascii="Calibri" w:hAnsi="Calibri"/>
                 <w:b w:val="0"/>
                 <w:i/>
-                <w:color w:val="000000"/>
+                <w:color w:val="0B5CAD"/>
                 <w:sz w:val="16"/>
               </w:rPr>
-              <w:t>Delivery of intermediate — Tranche 2</w:t>
+              <w:t xml:space="preserve">Delivery of intermediate — Tranche 2]</w:t>
             </w:r>
           </w:p>
         </w:tc>
@@ -1042,7 +1071,6 @@
           </w:tcPr>
           <w:p>
             <w:pPr>
-              <w:keepNext/>
               <w:spacing w:before="20" w:after="20"/>
               <w:jc w:val="left"/>
             </w:pPr>
@@ -1086,27 +1114,26 @@
           </w:tcPr>
           <w:p>
             <w:pPr>
-              <w:keepNext/>
-              <w:spacing w:before="20" w:after="20"/>
-              <w:jc w:val="center"/>
-            </w:pPr>
-            <w:r/>
-            <w:r>
-              <w:rPr>
-                <w:rFonts w:ascii="Calibri" w:hAnsi="Calibri"/>
-                <w:b w:val="0"/>
-                <w:i w:val="0"/>
-                <w:color w:val="000000"/>
+              <w:spacing w:before="20" w:after="20"/>
+              <w:jc w:val="center"/>
+            </w:pPr>
+            <w:r/>
+            <w:r>
+              <w:rPr>
+                <w:rFonts w:ascii="Calibri" w:hAnsi="Calibri"/>
+                <w:b w:val="0"/>
+                <w:i w:val="0"/>
+                <w:color w:val="7030A0"/>
                 <w:sz w:val="20"/>
               </w:rPr>
-              <w:t>Kuehne + Nagel (предвиден, да се потврди)</w:t>
-            </w:r>
-            <w:r>
-              <w:rPr>
-                <w:rFonts w:ascii="Calibri" w:hAnsi="Calibri"/>
-                <w:b w:val="0"/>
-                <w:i w:val="0"/>
-                <w:color w:val="000000"/>
+              <w:t xml:space="preserve">[Kuehne + Nagel (предвиден)</w:t>
+            </w:r>
+            <w:r>
+              <w:rPr>
+                <w:rFonts w:ascii="Calibri" w:hAnsi="Calibri"/>
+                <w:b w:val="0"/>
+                <w:i w:val="0"/>
+                <w:color w:val="7030A0"/>
                 <w:sz w:val="16"/>
               </w:rPr>
               <w:t xml:space="preserve"> | </w:t>
@@ -1116,10 +1143,30 @@
                 <w:rFonts w:ascii="Calibri" w:hAnsi="Calibri"/>
                 <w:b w:val="0"/>
                 <w:i/>
-                <w:color w:val="000000"/>
+                <w:color w:val="7030A0"/>
                 <w:sz w:val="16"/>
               </w:rPr>
-              <w:t>Kuehne + Nagel (provisional, to be confirmed)</w:t>
+              <w:t xml:space="preserve">Kuehne + Nagel (provisional)]</w:t>
+            </w:r>
+            <w:r>
+              <w:rPr>
+                <w:rFonts w:ascii="Calibri" w:hAnsi="Calibri"/>
+                <w:b w:val="0"/>
+                <w:i/>
+                <w:color w:val="000000"/>
+                <w:sz w:val="16"/>
+              </w:rPr>
+              <w:t xml:space="preserve"> · </w:t>
+            </w:r>
+            <w:r>
+              <w:rPr>
+                <w:rFonts w:ascii="Calibri" w:hAnsi="Calibri"/>
+                <w:b w:val="0"/>
+                <w:i/>
+                <w:color w:val="C55A11"/>
+                <w:sz w:val="16"/>
+              </w:rPr>
+              <w:t xml:space="preserve">[ ]</w:t>
             </w:r>
           </w:p>
         </w:tc>
@@ -1204,6 +1251,16 @@
               <w:jc w:val="center"/>
             </w:pPr>
             <w:r/>
+            <w:r>
+              <w:rPr>
+                <w:rFonts w:ascii="Calibri" w:hAnsi="Calibri"/>
+                <w:b w:val="0"/>
+                <w:i w:val="0"/>
+                <w:color w:val="C55A11"/>
+                <w:sz w:val="20"/>
+              </w:rPr>
+              <w:t xml:space="preserve">[ ]</w:t>
+            </w:r>
           </w:p>
         </w:tc>
       </w:tr>
@@ -1231,10 +1288,10 @@
         </w:tblBorders>
       </w:tblPr>
       <w:tblGrid>
-        <w:gridCol w:w="1384"/>
-        <w:gridCol w:w="3125"/>
-        <w:gridCol w:w="2131"/>
-        <w:gridCol w:w="1552"/>
+        <w:gridCol w:w="1327"/>
+        <w:gridCol w:w="3004"/>
+        <w:gridCol w:w="2209"/>
+        <w:gridCol w:w="1652"/>
         <w:gridCol w:w="1236"/>
         <w:gridCol w:w="1036"/>
       </w:tblGrid>
@@ -1247,7 +1304,7 @@
           <w:tcPr>
             <w:shd w:val="clear" w:color="auto" w:fill="2B547E"/>
             <w:vAlign w:val="center"/>
-            <w:tcW w:type="dxa" w:w="1384"/>
+            <w:tcW w:type="dxa" w:w="1327"/>
           </w:tcPr>
           <w:p>
             <w:pPr>
@@ -1272,7 +1329,7 @@
           <w:tcPr>
             <w:shd w:val="clear" w:color="auto" w:fill="2B547E"/>
             <w:vAlign w:val="center"/>
-            <w:tcW w:type="dxa" w:w="3125"/>
+            <w:tcW w:type="dxa" w:w="3004"/>
           </w:tcPr>
           <w:p>
             <w:pPr>
@@ -1317,7 +1374,7 @@
           <w:tcPr>
             <w:shd w:val="clear" w:color="auto" w:fill="2B547E"/>
             <w:vAlign w:val="center"/>
-            <w:tcW w:type="dxa" w:w="2131"/>
+            <w:tcW w:type="dxa" w:w="2209"/>
           </w:tcPr>
           <w:p>
             <w:pPr>
@@ -1362,7 +1419,7 @@
           <w:tcPr>
             <w:shd w:val="clear" w:color="auto" w:fill="2B547E"/>
             <w:vAlign w:val="center"/>
-            <w:tcW w:type="dxa" w:w="1552"/>
+            <w:tcW w:type="dxa" w:w="1652"/>
           </w:tcPr>
           <w:p>
             <w:pPr>
@@ -1502,7 +1559,7 @@
           <w:tcPr>
             <w:shd w:val="clear" w:color="auto" w:fill="F2F2F2"/>
             <w:vAlign w:val="center"/>
-            <w:tcW w:type="dxa" w:w="1384"/>
+            <w:tcW w:type="dxa" w:w="1327"/>
           </w:tcPr>
           <w:p>
             <w:pPr>
@@ -1526,7 +1583,7 @@
         <w:tc>
           <w:tcPr>
             <w:vAlign w:val="center"/>
-            <w:tcW w:type="dxa" w:w="3125"/>
+            <w:tcW w:type="dxa" w:w="3004"/>
           </w:tcPr>
           <w:p>
             <w:pPr>
@@ -1570,7 +1627,7 @@
         <w:tc>
           <w:tcPr>
             <w:vAlign w:val="center"/>
-            <w:tcW w:type="dxa" w:w="2131"/>
+            <w:tcW w:type="dxa" w:w="2209"/>
           </w:tcPr>
           <w:p>
             <w:pPr>
@@ -1584,17 +1641,17 @@
                 <w:rFonts w:ascii="Calibri" w:hAnsi="Calibri"/>
                 <w:b w:val="0"/>
                 <w:i w:val="0"/>
-                <w:color w:val="000000"/>
-                <w:sz w:val="18"/>
-              </w:rPr>
-              <w:t>P060122 / ACC102501</w:t>
-            </w:r>
-          </w:p>
-        </w:tc>
-        <w:tc>
-          <w:tcPr>
-            <w:vAlign w:val="center"/>
-            <w:tcW w:type="dxa" w:w="1552"/>
+                <w:color w:val="0B5CAD"/>
+                <w:sz w:val="18"/>
+              </w:rPr>
+              <w:t xml:space="preserve">[P060122 / ACC102501]</w:t>
+            </w:r>
+          </w:p>
+        </w:tc>
+        <w:tc>
+          <w:tcPr>
+            <w:vAlign w:val="center"/>
+            <w:tcW w:type="dxa" w:w="1652"/>
           </w:tcPr>
           <w:p>
             <w:pPr>
@@ -1608,10 +1665,10 @@
                 <w:rFonts w:ascii="Calibri" w:hAnsi="Calibri"/>
                 <w:b w:val="0"/>
                 <w:i w:val="0"/>
-                <w:color w:val="000000"/>
-                <w:sz w:val="18"/>
-              </w:rPr>
-              <w:t>— / 4 / 39</w:t>
+                <w:color w:val="0B5CAD"/>
+                <w:sz w:val="18"/>
+              </w:rPr>
+              <w:t xml:space="preserve">[— / 10 / 97]</w:t>
             </w:r>
           </w:p>
         </w:tc>
@@ -1632,10 +1689,10 @@
                 <w:rFonts w:ascii="Calibri" w:hAnsi="Calibri"/>
                 <w:b w:val="0"/>
                 <w:i w:val="0"/>
-                <w:color w:val="000000"/>
-                <w:sz w:val="18"/>
-              </w:rPr>
-              <w:t>38 880</w:t>
+                <w:color w:val="0B5CAD"/>
+                <w:sz w:val="18"/>
+              </w:rPr>
+              <w:t xml:space="preserve">[38 880]</w:t>
             </w:r>
           </w:p>
         </w:tc>
@@ -1651,6 +1708,16 @@
               <w:jc w:val="center"/>
             </w:pPr>
             <w:r/>
+            <w:r>
+              <w:rPr>
+                <w:rFonts w:ascii="Calibri" w:hAnsi="Calibri"/>
+                <w:b w:val="0"/>
+                <w:i w:val="0"/>
+                <w:color w:val="C55A11"/>
+                <w:sz w:val="18"/>
+              </w:rPr>
+              <w:t xml:space="preserve">[ ]</w:t>
+            </w:r>
           </w:p>
         </w:tc>
       </w:tr>
@@ -1662,7 +1729,7 @@
           <w:tcPr>
             <w:shd w:val="clear" w:color="auto" w:fill="F2F2F2"/>
             <w:vAlign w:val="center"/>
-            <w:tcW w:type="dxa" w:w="1384"/>
+            <w:tcW w:type="dxa" w:w="1327"/>
           </w:tcPr>
           <w:p>
             <w:pPr>
@@ -1687,7 +1754,7 @@
           <w:tcPr>
             <w:shd w:val="clear" w:color="auto" w:fill="F7FAFC"/>
             <w:vAlign w:val="center"/>
-            <w:tcW w:type="dxa" w:w="3125"/>
+            <w:tcW w:type="dxa" w:w="3004"/>
           </w:tcPr>
           <w:p>
             <w:pPr>
@@ -1732,7 +1799,7 @@
           <w:tcPr>
             <w:shd w:val="clear" w:color="auto" w:fill="F7FAFC"/>
             <w:vAlign w:val="center"/>
-            <w:tcW w:type="dxa" w:w="2131"/>
+            <w:tcW w:type="dxa" w:w="2209"/>
           </w:tcPr>
           <w:p>
             <w:pPr>
@@ -1746,10 +1813,10 @@
                 <w:rFonts w:ascii="Calibri" w:hAnsi="Calibri"/>
                 <w:b w:val="0"/>
                 <w:i w:val="0"/>
-                <w:color w:val="000000"/>
-                <w:sz w:val="18"/>
-              </w:rPr>
-              <w:t>P050192 / BSS052501</w:t>
+                <w:color w:val="0B5CAD"/>
+                <w:sz w:val="18"/>
+              </w:rPr>
+              <w:t xml:space="preserve">[P050192 / BSS052501]</w:t>
             </w:r>
           </w:p>
         </w:tc>
@@ -1757,7 +1824,7 @@
           <w:tcPr>
             <w:shd w:val="clear" w:color="auto" w:fill="F7FAFC"/>
             <w:vAlign w:val="center"/>
-            <w:tcW w:type="dxa" w:w="1552"/>
+            <w:tcW w:type="dxa" w:w="1652"/>
           </w:tcPr>
           <w:p>
             <w:pPr>
@@ -1771,10 +1838,10 @@
                 <w:rFonts w:ascii="Calibri" w:hAnsi="Calibri"/>
                 <w:b w:val="0"/>
                 <w:i w:val="0"/>
-                <w:color w:val="000000"/>
-                <w:sz w:val="18"/>
-              </w:rPr>
-              <w:t>— / 35 / 346</w:t>
+                <w:color w:val="0B5CAD"/>
+                <w:sz w:val="18"/>
+              </w:rPr>
+              <w:t xml:space="preserve">[— / 87 / 862]</w:t>
             </w:r>
           </w:p>
         </w:tc>
@@ -1796,10 +1863,10 @@
                 <w:rFonts w:ascii="Calibri" w:hAnsi="Calibri"/>
                 <w:b w:val="0"/>
                 <w:i w:val="0"/>
-                <w:color w:val="000000"/>
-                <w:sz w:val="18"/>
-              </w:rPr>
-              <w:t>345 710</w:t>
+                <w:color w:val="0B5CAD"/>
+                <w:sz w:val="18"/>
+              </w:rPr>
+              <w:t xml:space="preserve">[345 710]</w:t>
             </w:r>
           </w:p>
         </w:tc>
@@ -1816,6 +1883,16 @@
               <w:jc w:val="center"/>
             </w:pPr>
             <w:r/>
+            <w:r>
+              <w:rPr>
+                <w:rFonts w:ascii="Calibri" w:hAnsi="Calibri"/>
+                <w:b w:val="0"/>
+                <w:i w:val="0"/>
+                <w:color w:val="C55A11"/>
+                <w:sz w:val="18"/>
+              </w:rPr>
+              <w:t xml:space="preserve">[ ]</w:t>
+            </w:r>
           </w:p>
         </w:tc>
       </w:tr>
@@ -1827,7 +1904,7 @@
           <w:tcPr>
             <w:shd w:val="clear" w:color="auto" w:fill="F2F2F2"/>
             <w:vAlign w:val="center"/>
-            <w:tcW w:type="dxa" w:w="1384"/>
+            <w:tcW w:type="dxa" w:w="1327"/>
           </w:tcPr>
           <w:p>
             <w:pPr>
@@ -1850,7 +1927,7 @@
         <w:tc>
           <w:tcPr>
             <w:vAlign w:val="center"/>
-            <w:tcW w:type="dxa" w:w="3125"/>
+            <w:tcW w:type="dxa" w:w="3004"/>
           </w:tcPr>
           <w:p>
             <w:pPr>
@@ -1893,46 +1970,46 @@
         <w:tc>
           <w:tcPr>
             <w:vAlign w:val="center"/>
-            <w:tcW w:type="dxa" w:w="2131"/>
-          </w:tcPr>
-          <w:p>
-            <w:pPr>
-              <w:spacing w:before="20" w:after="20"/>
-              <w:jc w:val="center"/>
-            </w:pPr>
-            <w:r/>
-            <w:r>
-              <w:rPr>
-                <w:rFonts w:ascii="Calibri" w:hAnsi="Calibri"/>
-                <w:b w:val="0"/>
-                <w:i w:val="0"/>
-                <w:color w:val="000000"/>
-                <w:sz w:val="18"/>
-              </w:rPr>
-              <w:t>P060372 / CC012603</w:t>
-            </w:r>
-          </w:p>
-        </w:tc>
-        <w:tc>
-          <w:tcPr>
-            <w:vAlign w:val="center"/>
-            <w:tcW w:type="dxa" w:w="1552"/>
-          </w:tcPr>
-          <w:p>
-            <w:pPr>
-              <w:spacing w:before="20" w:after="20"/>
-              <w:jc w:val="center"/>
-            </w:pPr>
-            <w:r/>
-            <w:r>
-              <w:rPr>
-                <w:rFonts w:ascii="Calibri" w:hAnsi="Calibri"/>
-                <w:b w:val="0"/>
-                <w:i w:val="0"/>
-                <w:color w:val="000000"/>
-                <w:sz w:val="18"/>
-              </w:rPr>
-              <w:t>— / 6 / 57</w:t>
+            <w:tcW w:type="dxa" w:w="2209"/>
+          </w:tcPr>
+          <w:p>
+            <w:pPr>
+              <w:spacing w:before="20" w:after="20"/>
+              <w:jc w:val="center"/>
+            </w:pPr>
+            <w:r/>
+            <w:r>
+              <w:rPr>
+                <w:rFonts w:ascii="Calibri" w:hAnsi="Calibri"/>
+                <w:b w:val="0"/>
+                <w:i w:val="0"/>
+                <w:color w:val="0B5CAD"/>
+                <w:sz w:val="18"/>
+              </w:rPr>
+              <w:t xml:space="preserve">[P060372 / CC012603]</w:t>
+            </w:r>
+          </w:p>
+        </w:tc>
+        <w:tc>
+          <w:tcPr>
+            <w:vAlign w:val="center"/>
+            <w:tcW w:type="dxa" w:w="1652"/>
+          </w:tcPr>
+          <w:p>
+            <w:pPr>
+              <w:spacing w:before="20" w:after="20"/>
+              <w:jc w:val="center"/>
+            </w:pPr>
+            <w:r/>
+            <w:r>
+              <w:rPr>
+                <w:rFonts w:ascii="Calibri" w:hAnsi="Calibri"/>
+                <w:b w:val="0"/>
+                <w:i w:val="0"/>
+                <w:color w:val="0B5CAD"/>
+                <w:sz w:val="18"/>
+              </w:rPr>
+              <w:t xml:space="preserve">[— / 14 / 140]</w:t>
             </w:r>
           </w:p>
         </w:tc>
@@ -1952,10 +2029,10 @@
                 <w:rFonts w:ascii="Calibri" w:hAnsi="Calibri"/>
                 <w:b w:val="0"/>
                 <w:i w:val="0"/>
-                <w:color w:val="000000"/>
-                <w:sz w:val="18"/>
-              </w:rPr>
-              <w:t>56 180</w:t>
+                <w:color w:val="0B5CAD"/>
+                <w:sz w:val="18"/>
+              </w:rPr>
+              <w:t xml:space="preserve">[56 180]</w:t>
             </w:r>
           </w:p>
         </w:tc>
@@ -1970,6 +2047,16 @@
               <w:jc w:val="center"/>
             </w:pPr>
             <w:r/>
+            <w:r>
+              <w:rPr>
+                <w:rFonts w:ascii="Calibri" w:hAnsi="Calibri"/>
+                <w:b w:val="0"/>
+                <w:i w:val="0"/>
+                <w:color w:val="C55A11"/>
+                <w:sz w:val="18"/>
+              </w:rPr>
+              <w:t xml:space="preserve">[ ]</w:t>
+            </w:r>
           </w:p>
         </w:tc>
       </w:tr>
@@ -1981,7 +2068,7 @@
           <w:tcPr>
             <w:shd w:val="clear" w:color="auto" w:fill="F2F2F2"/>
             <w:vAlign w:val="center"/>
-            <w:tcW w:type="dxa" w:w="1384"/>
+            <w:tcW w:type="dxa" w:w="1327"/>
           </w:tcPr>
           <w:p>
             <w:pPr>
@@ -2005,7 +2092,7 @@
           <w:tcPr>
             <w:shd w:val="clear" w:color="auto" w:fill="F7FAFC"/>
             <w:vAlign w:val="center"/>
-            <w:tcW w:type="dxa" w:w="3125"/>
+            <w:tcW w:type="dxa" w:w="3004"/>
           </w:tcPr>
           <w:p>
             <w:pPr>
@@ -2049,23 +2136,23 @@
           <w:tcPr>
             <w:shd w:val="clear" w:color="auto" w:fill="F7FAFC"/>
             <w:vAlign w:val="center"/>
-            <w:tcW w:type="dxa" w:w="2131"/>
-          </w:tcPr>
-          <w:p>
-            <w:pPr>
-              <w:spacing w:before="20" w:after="20"/>
-              <w:jc w:val="center"/>
-            </w:pPr>
-            <w:r/>
-            <w:r>
-              <w:rPr>
-                <w:rFonts w:ascii="Calibri" w:hAnsi="Calibri"/>
-                <w:b w:val="0"/>
-                <w:i w:val="0"/>
-                <w:color w:val="000000"/>
-                <w:sz w:val="18"/>
-              </w:rPr>
-              <w:t>P060132 / CF102501</w:t>
+            <w:tcW w:type="dxa" w:w="2209"/>
+          </w:tcPr>
+          <w:p>
+            <w:pPr>
+              <w:spacing w:before="20" w:after="20"/>
+              <w:jc w:val="center"/>
+            </w:pPr>
+            <w:r/>
+            <w:r>
+              <w:rPr>
+                <w:rFonts w:ascii="Calibri" w:hAnsi="Calibri"/>
+                <w:b w:val="0"/>
+                <w:i w:val="0"/>
+                <w:color w:val="0B5CAD"/>
+                <w:sz w:val="18"/>
+              </w:rPr>
+              <w:t xml:space="preserve">[P060132 / CF102501]</w:t>
             </w:r>
           </w:p>
         </w:tc>
@@ -2073,23 +2160,23 @@
           <w:tcPr>
             <w:shd w:val="clear" w:color="auto" w:fill="F7FAFC"/>
             <w:vAlign w:val="center"/>
-            <w:tcW w:type="dxa" w:w="1552"/>
-          </w:tcPr>
-          <w:p>
-            <w:pPr>
-              <w:spacing w:before="20" w:after="20"/>
-              <w:jc w:val="center"/>
-            </w:pPr>
-            <w:r/>
-            <w:r>
-              <w:rPr>
-                <w:rFonts w:ascii="Calibri" w:hAnsi="Calibri"/>
-                <w:b w:val="0"/>
-                <w:i w:val="0"/>
-                <w:color w:val="000000"/>
-                <w:sz w:val="18"/>
-              </w:rPr>
-              <w:t>— / 5 / 49</w:t>
+            <w:tcW w:type="dxa" w:w="1652"/>
+          </w:tcPr>
+          <w:p>
+            <w:pPr>
+              <w:spacing w:before="20" w:after="20"/>
+              <w:jc w:val="center"/>
+            </w:pPr>
+            <w:r/>
+            <w:r>
+              <w:rPr>
+                <w:rFonts w:ascii="Calibri" w:hAnsi="Calibri"/>
+                <w:b w:val="0"/>
+                <w:i w:val="0"/>
+                <w:color w:val="0B5CAD"/>
+                <w:sz w:val="18"/>
+              </w:rPr>
+              <w:t xml:space="preserve">[— / 13 / 121]</w:t>
             </w:r>
           </w:p>
         </w:tc>
@@ -2110,10 +2197,10 @@
                 <w:rFonts w:ascii="Calibri" w:hAnsi="Calibri"/>
                 <w:b w:val="0"/>
                 <w:i w:val="0"/>
-                <w:color w:val="000000"/>
-                <w:sz w:val="18"/>
-              </w:rPr>
-              <w:t>48 350</w:t>
+                <w:color w:val="0B5CAD"/>
+                <w:sz w:val="18"/>
+              </w:rPr>
+              <w:t xml:space="preserve">[48 350]</w:t>
             </w:r>
           </w:p>
         </w:tc>
@@ -2129,6 +2216,16 @@
               <w:jc w:val="center"/>
             </w:pPr>
             <w:r/>
+            <w:r>
+              <w:rPr>
+                <w:rFonts w:ascii="Calibri" w:hAnsi="Calibri"/>
+                <w:b w:val="0"/>
+                <w:i w:val="0"/>
+                <w:color w:val="C55A11"/>
+                <w:sz w:val="18"/>
+              </w:rPr>
+              <w:t xml:space="preserve">[ ]</w:t>
+            </w:r>
           </w:p>
         </w:tc>
       </w:tr>
@@ -2140,7 +2237,7 @@
           <w:tcPr>
             <w:shd w:val="clear" w:color="auto" w:fill="F2F2F2"/>
             <w:vAlign w:val="center"/>
-            <w:tcW w:type="dxa" w:w="1384"/>
+            <w:tcW w:type="dxa" w:w="1327"/>
           </w:tcPr>
           <w:p>
             <w:pPr>
@@ -2163,7 +2260,7 @@
         <w:tc>
           <w:tcPr>
             <w:vAlign w:val="center"/>
-            <w:tcW w:type="dxa" w:w="3125"/>
+            <w:tcW w:type="dxa" w:w="3004"/>
           </w:tcPr>
           <w:p>
             <w:pPr>
@@ -2206,46 +2303,46 @@
         <w:tc>
           <w:tcPr>
             <w:vAlign w:val="center"/>
-            <w:tcW w:type="dxa" w:w="2131"/>
-          </w:tcPr>
-          <w:p>
-            <w:pPr>
-              <w:spacing w:before="20" w:after="20"/>
-              <w:jc w:val="center"/>
-            </w:pPr>
-            <w:r/>
-            <w:r>
-              <w:rPr>
-                <w:rFonts w:ascii="Calibri" w:hAnsi="Calibri"/>
-                <w:b w:val="0"/>
-                <w:i w:val="0"/>
-                <w:color w:val="000000"/>
-                <w:sz w:val="18"/>
-              </w:rPr>
-              <w:t>P050222 / CJ062501/1</w:t>
-            </w:r>
-          </w:p>
-        </w:tc>
-        <w:tc>
-          <w:tcPr>
-            <w:vAlign w:val="center"/>
-            <w:tcW w:type="dxa" w:w="1552"/>
-          </w:tcPr>
-          <w:p>
-            <w:pPr>
-              <w:spacing w:before="20" w:after="20"/>
-              <w:jc w:val="center"/>
-            </w:pPr>
-            <w:r/>
-            <w:r>
-              <w:rPr>
-                <w:rFonts w:ascii="Calibri" w:hAnsi="Calibri"/>
-                <w:b w:val="0"/>
-                <w:i w:val="0"/>
-                <w:color w:val="000000"/>
-                <w:sz w:val="18"/>
-              </w:rPr>
-              <w:t>— / 8 / 78</w:t>
+            <w:tcW w:type="dxa" w:w="2209"/>
+          </w:tcPr>
+          <w:p>
+            <w:pPr>
+              <w:spacing w:before="20" w:after="20"/>
+              <w:jc w:val="center"/>
+            </w:pPr>
+            <w:r/>
+            <w:r>
+              <w:rPr>
+                <w:rFonts w:ascii="Calibri" w:hAnsi="Calibri"/>
+                <w:b w:val="0"/>
+                <w:i w:val="0"/>
+                <w:color w:val="0B5CAD"/>
+                <w:sz w:val="18"/>
+              </w:rPr>
+              <w:t xml:space="preserve">[P050222 / CJ062501/1]</w:t>
+            </w:r>
+          </w:p>
+        </w:tc>
+        <w:tc>
+          <w:tcPr>
+            <w:vAlign w:val="center"/>
+            <w:tcW w:type="dxa" w:w="1652"/>
+          </w:tcPr>
+          <w:p>
+            <w:pPr>
+              <w:spacing w:before="20" w:after="20"/>
+              <w:jc w:val="center"/>
+            </w:pPr>
+            <w:r/>
+            <w:r>
+              <w:rPr>
+                <w:rFonts w:ascii="Calibri" w:hAnsi="Calibri"/>
+                <w:b w:val="0"/>
+                <w:i w:val="0"/>
+                <w:color w:val="0B5CAD"/>
+                <w:sz w:val="18"/>
+              </w:rPr>
+              <w:t xml:space="preserve">[— / 20 / 194]</w:t>
             </w:r>
           </w:p>
         </w:tc>
@@ -2265,10 +2362,10 @@
                 <w:rFonts w:ascii="Calibri" w:hAnsi="Calibri"/>
                 <w:b w:val="0"/>
                 <w:i w:val="0"/>
-                <w:color w:val="000000"/>
-                <w:sz w:val="18"/>
-              </w:rPr>
-              <w:t>77 720</w:t>
+                <w:color w:val="0B5CAD"/>
+                <w:sz w:val="18"/>
+              </w:rPr>
+              <w:t xml:space="preserve">[77 720]</w:t>
             </w:r>
           </w:p>
         </w:tc>
@@ -2283,6 +2380,16 @@
               <w:jc w:val="center"/>
             </w:pPr>
             <w:r/>
+            <w:r>
+              <w:rPr>
+                <w:rFonts w:ascii="Calibri" w:hAnsi="Calibri"/>
+                <w:b w:val="0"/>
+                <w:i w:val="0"/>
+                <w:color w:val="C55A11"/>
+                <w:sz w:val="18"/>
+              </w:rPr>
+              <w:t xml:space="preserve">[ ]</w:t>
+            </w:r>
           </w:p>
         </w:tc>
       </w:tr>
@@ -2294,7 +2401,7 @@
           <w:tcPr>
             <w:shd w:val="clear" w:color="auto" w:fill="F2F2F2"/>
             <w:vAlign w:val="center"/>
-            <w:tcW w:type="dxa" w:w="1384"/>
+            <w:tcW w:type="dxa" w:w="1327"/>
           </w:tcPr>
           <w:p>
             <w:pPr>
@@ -2318,7 +2425,7 @@
           <w:tcPr>
             <w:shd w:val="clear" w:color="auto" w:fill="F7FAFC"/>
             <w:vAlign w:val="center"/>
-            <w:tcW w:type="dxa" w:w="3125"/>
+            <w:tcW w:type="dxa" w:w="3004"/>
           </w:tcPr>
           <w:p>
             <w:pPr>
@@ -2362,23 +2469,23 @@
           <w:tcPr>
             <w:shd w:val="clear" w:color="auto" w:fill="F7FAFC"/>
             <w:vAlign w:val="center"/>
-            <w:tcW w:type="dxa" w:w="2131"/>
-          </w:tcPr>
-          <w:p>
-            <w:pPr>
-              <w:spacing w:before="20" w:after="20"/>
-              <w:jc w:val="center"/>
-            </w:pPr>
-            <w:r/>
-            <w:r>
-              <w:rPr>
-                <w:rFonts w:ascii="Calibri" w:hAnsi="Calibri"/>
-                <w:b w:val="0"/>
-                <w:i w:val="0"/>
-                <w:color w:val="000000"/>
-                <w:sz w:val="18"/>
-              </w:rPr>
-              <w:t>P060022 / CJ082501/1</w:t>
+            <w:tcW w:type="dxa" w:w="2209"/>
+          </w:tcPr>
+          <w:p>
+            <w:pPr>
+              <w:spacing w:before="20" w:after="20"/>
+              <w:jc w:val="center"/>
+            </w:pPr>
+            <w:r/>
+            <w:r>
+              <w:rPr>
+                <w:rFonts w:ascii="Calibri" w:hAnsi="Calibri"/>
+                <w:b w:val="0"/>
+                <w:i w:val="0"/>
+                <w:color w:val="0B5CAD"/>
+                <w:sz w:val="18"/>
+              </w:rPr>
+              <w:t xml:space="preserve">[P060022 / CJ082501/1]</w:t>
             </w:r>
           </w:p>
         </w:tc>
@@ -2386,23 +2493,23 @@
           <w:tcPr>
             <w:shd w:val="clear" w:color="auto" w:fill="F7FAFC"/>
             <w:vAlign w:val="center"/>
-            <w:tcW w:type="dxa" w:w="1552"/>
-          </w:tcPr>
-          <w:p>
-            <w:pPr>
-              <w:spacing w:before="20" w:after="20"/>
-              <w:jc w:val="center"/>
-            </w:pPr>
-            <w:r/>
-            <w:r>
-              <w:rPr>
-                <w:rFonts w:ascii="Calibri" w:hAnsi="Calibri"/>
-                <w:b w:val="0"/>
-                <w:i w:val="0"/>
-                <w:color w:val="000000"/>
-                <w:sz w:val="18"/>
-              </w:rPr>
-              <w:t>— / 12 / 116</w:t>
+            <w:tcW w:type="dxa" w:w="1652"/>
+          </w:tcPr>
+          <w:p>
+            <w:pPr>
+              <w:spacing w:before="20" w:after="20"/>
+              <w:jc w:val="center"/>
+            </w:pPr>
+            <w:r/>
+            <w:r>
+              <w:rPr>
+                <w:rFonts w:ascii="Calibri" w:hAnsi="Calibri"/>
+                <w:b w:val="0"/>
+                <w:i w:val="0"/>
+                <w:color w:val="0B5CAD"/>
+                <w:sz w:val="18"/>
+              </w:rPr>
+              <w:t xml:space="preserve">[— / 29 / 288]</w:t>
             </w:r>
           </w:p>
         </w:tc>
@@ -2423,10 +2530,10 @@
                 <w:rFonts w:ascii="Calibri" w:hAnsi="Calibri"/>
                 <w:b w:val="0"/>
                 <w:i w:val="0"/>
-                <w:color w:val="000000"/>
-                <w:sz w:val="18"/>
-              </w:rPr>
-              <w:t>115 600</w:t>
+                <w:color w:val="0B5CAD"/>
+                <w:sz w:val="18"/>
+              </w:rPr>
+              <w:t xml:space="preserve">[115 600]</w:t>
             </w:r>
           </w:p>
         </w:tc>
@@ -2442,6 +2549,16 @@
               <w:jc w:val="center"/>
             </w:pPr>
             <w:r/>
+            <w:r>
+              <w:rPr>
+                <w:rFonts w:ascii="Calibri" w:hAnsi="Calibri"/>
+                <w:b w:val="0"/>
+                <w:i w:val="0"/>
+                <w:color w:val="C55A11"/>
+                <w:sz w:val="18"/>
+              </w:rPr>
+              <w:t xml:space="preserve">[ ]</w:t>
+            </w:r>
           </w:p>
         </w:tc>
       </w:tr>
@@ -2453,7 +2570,7 @@
           <w:tcPr>
             <w:shd w:val="clear" w:color="auto" w:fill="F2F2F2"/>
             <w:vAlign w:val="center"/>
-            <w:tcW w:type="dxa" w:w="1384"/>
+            <w:tcW w:type="dxa" w:w="1327"/>
           </w:tcPr>
           <w:p>
             <w:pPr>
@@ -2476,7 +2593,7 @@
         <w:tc>
           <w:tcPr>
             <w:vAlign w:val="center"/>
-            <w:tcW w:type="dxa" w:w="3125"/>
+            <w:tcW w:type="dxa" w:w="3004"/>
           </w:tcPr>
           <w:p>
             <w:pPr>
@@ -2519,46 +2636,46 @@
         <w:tc>
           <w:tcPr>
             <w:vAlign w:val="center"/>
-            <w:tcW w:type="dxa" w:w="2131"/>
-          </w:tcPr>
-          <w:p>
-            <w:pPr>
-              <w:spacing w:before="20" w:after="20"/>
-              <w:jc w:val="center"/>
-            </w:pPr>
-            <w:r/>
-            <w:r>
-              <w:rPr>
-                <w:rFonts w:ascii="Calibri" w:hAnsi="Calibri"/>
-                <w:b w:val="0"/>
-                <w:i w:val="0"/>
-                <w:color w:val="000000"/>
-                <w:sz w:val="18"/>
-              </w:rPr>
-              <w:t>P060072 / CJ092501</w:t>
-            </w:r>
-          </w:p>
-        </w:tc>
-        <w:tc>
-          <w:tcPr>
-            <w:vAlign w:val="center"/>
-            <w:tcW w:type="dxa" w:w="1552"/>
-          </w:tcPr>
-          <w:p>
-            <w:pPr>
-              <w:spacing w:before="20" w:after="20"/>
-              <w:jc w:val="center"/>
-            </w:pPr>
-            <w:r/>
-            <w:r>
-              <w:rPr>
-                <w:rFonts w:ascii="Calibri" w:hAnsi="Calibri"/>
-                <w:b w:val="0"/>
-                <w:i w:val="0"/>
-                <w:color w:val="000000"/>
-                <w:sz w:val="18"/>
-              </w:rPr>
-              <w:t>— / 3 / 29</w:t>
+            <w:tcW w:type="dxa" w:w="2209"/>
+          </w:tcPr>
+          <w:p>
+            <w:pPr>
+              <w:spacing w:before="20" w:after="20"/>
+              <w:jc w:val="center"/>
+            </w:pPr>
+            <w:r/>
+            <w:r>
+              <w:rPr>
+                <w:rFonts w:ascii="Calibri" w:hAnsi="Calibri"/>
+                <w:b w:val="0"/>
+                <w:i w:val="0"/>
+                <w:color w:val="0B5CAD"/>
+                <w:sz w:val="18"/>
+              </w:rPr>
+              <w:t xml:space="preserve">[P060072 / CJ092501]</w:t>
+            </w:r>
+          </w:p>
+        </w:tc>
+        <w:tc>
+          <w:tcPr>
+            <w:vAlign w:val="center"/>
+            <w:tcW w:type="dxa" w:w="1652"/>
+          </w:tcPr>
+          <w:p>
+            <w:pPr>
+              <w:spacing w:before="20" w:after="20"/>
+              <w:jc w:val="center"/>
+            </w:pPr>
+            <w:r/>
+            <w:r>
+              <w:rPr>
+                <w:rFonts w:ascii="Calibri" w:hAnsi="Calibri"/>
+                <w:b w:val="0"/>
+                <w:i w:val="0"/>
+                <w:color w:val="0B5CAD"/>
+                <w:sz w:val="18"/>
+              </w:rPr>
+              <w:t xml:space="preserve">[— / 8 / 71]</w:t>
             </w:r>
           </w:p>
         </w:tc>
@@ -2578,10 +2695,10 @@
                 <w:rFonts w:ascii="Calibri" w:hAnsi="Calibri"/>
                 <w:b w:val="0"/>
                 <w:i w:val="0"/>
-                <w:color w:val="000000"/>
-                <w:sz w:val="18"/>
-              </w:rPr>
-              <w:t>28 380</w:t>
+                <w:color w:val="0B5CAD"/>
+                <w:sz w:val="18"/>
+              </w:rPr>
+              <w:t xml:space="preserve">[28 380]</w:t>
             </w:r>
           </w:p>
         </w:tc>
@@ -2596,6 +2713,16 @@
               <w:jc w:val="center"/>
             </w:pPr>
             <w:r/>
+            <w:r>
+              <w:rPr>
+                <w:rFonts w:ascii="Calibri" w:hAnsi="Calibri"/>
+                <w:b w:val="0"/>
+                <w:i w:val="0"/>
+                <w:color w:val="C55A11"/>
+                <w:sz w:val="18"/>
+              </w:rPr>
+              <w:t xml:space="preserve">[ ]</w:t>
+            </w:r>
           </w:p>
         </w:tc>
       </w:tr>
@@ -2607,7 +2734,7 @@
           <w:tcPr>
             <w:shd w:val="clear" w:color="auto" w:fill="F2F2F2"/>
             <w:vAlign w:val="center"/>
-            <w:tcW w:type="dxa" w:w="1384"/>
+            <w:tcW w:type="dxa" w:w="1327"/>
           </w:tcPr>
           <w:p>
             <w:pPr>
@@ -2631,7 +2758,7 @@
           <w:tcPr>
             <w:shd w:val="clear" w:color="auto" w:fill="F7FAFC"/>
             <w:vAlign w:val="center"/>
-            <w:tcW w:type="dxa" w:w="3125"/>
+            <w:tcW w:type="dxa" w:w="3004"/>
           </w:tcPr>
           <w:p>
             <w:pPr>
@@ -2675,23 +2802,23 @@
           <w:tcPr>
             <w:shd w:val="clear" w:color="auto" w:fill="F7FAFC"/>
             <w:vAlign w:val="center"/>
-            <w:tcW w:type="dxa" w:w="2131"/>
-          </w:tcPr>
-          <w:p>
-            <w:pPr>
-              <w:spacing w:before="20" w:after="20"/>
-              <w:jc w:val="center"/>
-            </w:pPr>
-            <w:r/>
-            <w:r>
-              <w:rPr>
-                <w:rFonts w:ascii="Calibri" w:hAnsi="Calibri"/>
-                <w:b w:val="0"/>
-                <w:i w:val="0"/>
-                <w:color w:val="000000"/>
-                <w:sz w:val="18"/>
-              </w:rPr>
-              <w:t>P060322 / FB012601/1</w:t>
+            <w:tcW w:type="dxa" w:w="2209"/>
+          </w:tcPr>
+          <w:p>
+            <w:pPr>
+              <w:spacing w:before="20" w:after="20"/>
+              <w:jc w:val="center"/>
+            </w:pPr>
+            <w:r/>
+            <w:r>
+              <w:rPr>
+                <w:rFonts w:ascii="Calibri" w:hAnsi="Calibri"/>
+                <w:b w:val="0"/>
+                <w:i w:val="0"/>
+                <w:color w:val="0B5CAD"/>
+                <w:sz w:val="18"/>
+              </w:rPr>
+              <w:t xml:space="preserve">[P060322 / FB012601/1]</w:t>
             </w:r>
           </w:p>
         </w:tc>
@@ -2699,23 +2826,23 @@
           <w:tcPr>
             <w:shd w:val="clear" w:color="auto" w:fill="F7FAFC"/>
             <w:vAlign w:val="center"/>
-            <w:tcW w:type="dxa" w:w="1552"/>
-          </w:tcPr>
-          <w:p>
-            <w:pPr>
-              <w:spacing w:before="20" w:after="20"/>
-              <w:jc w:val="center"/>
-            </w:pPr>
-            <w:r/>
-            <w:r>
-              <w:rPr>
-                <w:rFonts w:ascii="Calibri" w:hAnsi="Calibri"/>
-                <w:b w:val="0"/>
-                <w:i w:val="0"/>
-                <w:color w:val="000000"/>
-                <w:sz w:val="18"/>
-              </w:rPr>
-              <w:t>— / 1 / 9</w:t>
+            <w:tcW w:type="dxa" w:w="1652"/>
+          </w:tcPr>
+          <w:p>
+            <w:pPr>
+              <w:spacing w:before="20" w:after="20"/>
+              <w:jc w:val="center"/>
+            </w:pPr>
+            <w:r/>
+            <w:r>
+              <w:rPr>
+                <w:rFonts w:ascii="Calibri" w:hAnsi="Calibri"/>
+                <w:b w:val="0"/>
+                <w:i w:val="0"/>
+                <w:color w:val="0B5CAD"/>
+                <w:sz w:val="18"/>
+              </w:rPr>
+              <w:t xml:space="preserve">[— / 3 / 22]</w:t>
             </w:r>
           </w:p>
         </w:tc>
@@ -2736,10 +2863,10 @@
                 <w:rFonts w:ascii="Calibri" w:hAnsi="Calibri"/>
                 <w:b w:val="0"/>
                 <w:i w:val="0"/>
-                <w:color w:val="000000"/>
-                <w:sz w:val="18"/>
-              </w:rPr>
-              <w:t>8 850</w:t>
+                <w:color w:val="0B5CAD"/>
+                <w:sz w:val="18"/>
+              </w:rPr>
+              <w:t xml:space="preserve">[8 850]</w:t>
             </w:r>
           </w:p>
         </w:tc>
@@ -2755,6 +2882,16 @@
               <w:jc w:val="center"/>
             </w:pPr>
             <w:r/>
+            <w:r>
+              <w:rPr>
+                <w:rFonts w:ascii="Calibri" w:hAnsi="Calibri"/>
+                <w:b w:val="0"/>
+                <w:i w:val="0"/>
+                <w:color w:val="C55A11"/>
+                <w:sz w:val="18"/>
+              </w:rPr>
+              <w:t xml:space="preserve">[ ]</w:t>
+            </w:r>
           </w:p>
         </w:tc>
       </w:tr>
@@ -2766,7 +2903,7 @@
           <w:tcPr>
             <w:shd w:val="clear" w:color="auto" w:fill="F2F2F2"/>
             <w:vAlign w:val="center"/>
-            <w:tcW w:type="dxa" w:w="1384"/>
+            <w:tcW w:type="dxa" w:w="1327"/>
           </w:tcPr>
           <w:p>
             <w:pPr>
@@ -2789,7 +2926,7 @@
         <w:tc>
           <w:tcPr>
             <w:vAlign w:val="center"/>
-            <w:tcW w:type="dxa" w:w="3125"/>
+            <w:tcW w:type="dxa" w:w="3004"/>
           </w:tcPr>
           <w:p>
             <w:pPr>
@@ -2832,46 +2969,46 @@
         <w:tc>
           <w:tcPr>
             <w:vAlign w:val="center"/>
-            <w:tcW w:type="dxa" w:w="2131"/>
-          </w:tcPr>
-          <w:p>
-            <w:pPr>
-              <w:spacing w:before="20" w:after="20"/>
-              <w:jc w:val="center"/>
-            </w:pPr>
-            <w:r/>
-            <w:r>
-              <w:rPr>
-                <w:rFonts w:ascii="Calibri" w:hAnsi="Calibri"/>
-                <w:b w:val="0"/>
-                <w:i w:val="0"/>
-                <w:color w:val="000000"/>
-                <w:sz w:val="18"/>
-              </w:rPr>
-              <w:t>GG1024</w:t>
-            </w:r>
-          </w:p>
-        </w:tc>
-        <w:tc>
-          <w:tcPr>
-            <w:vAlign w:val="center"/>
-            <w:tcW w:type="dxa" w:w="1552"/>
-          </w:tcPr>
-          <w:p>
-            <w:pPr>
-              <w:spacing w:before="20" w:after="20"/>
-              <w:jc w:val="center"/>
-            </w:pPr>
-            <w:r/>
-            <w:r>
-              <w:rPr>
-                <w:rFonts w:ascii="Calibri" w:hAnsi="Calibri"/>
-                <w:b w:val="0"/>
-                <w:i w:val="0"/>
-                <w:color w:val="000000"/>
-                <w:sz w:val="18"/>
-              </w:rPr>
-              <w:t>— / 5 / 45</w:t>
+            <w:tcW w:type="dxa" w:w="2209"/>
+          </w:tcPr>
+          <w:p>
+            <w:pPr>
+              <w:spacing w:before="20" w:after="20"/>
+              <w:jc w:val="center"/>
+            </w:pPr>
+            <w:r/>
+            <w:r>
+              <w:rPr>
+                <w:rFonts w:ascii="Calibri" w:hAnsi="Calibri"/>
+                <w:b w:val="0"/>
+                <w:i w:val="0"/>
+                <w:color w:val="0B5CAD"/>
+                <w:sz w:val="18"/>
+              </w:rPr>
+              <w:t xml:space="preserve">[GG1024]</w:t>
+            </w:r>
+          </w:p>
+        </w:tc>
+        <w:tc>
+          <w:tcPr>
+            <w:vAlign w:val="center"/>
+            <w:tcW w:type="dxa" w:w="1652"/>
+          </w:tcPr>
+          <w:p>
+            <w:pPr>
+              <w:spacing w:before="20" w:after="20"/>
+              <w:jc w:val="center"/>
+            </w:pPr>
+            <w:r/>
+            <w:r>
+              <w:rPr>
+                <w:rFonts w:ascii="Calibri" w:hAnsi="Calibri"/>
+                <w:b w:val="0"/>
+                <w:i w:val="0"/>
+                <w:color w:val="0B5CAD"/>
+                <w:sz w:val="18"/>
+              </w:rPr>
+              <w:t xml:space="preserve">[— / 12 / 112]</w:t>
             </w:r>
           </w:p>
         </w:tc>
@@ -2891,10 +3028,10 @@
                 <w:rFonts w:ascii="Calibri" w:hAnsi="Calibri"/>
                 <w:b w:val="0"/>
                 <w:i w:val="0"/>
-                <w:color w:val="000000"/>
-                <w:sz w:val="18"/>
-              </w:rPr>
-              <w:t>44 840</w:t>
+                <w:color w:val="0B5CAD"/>
+                <w:sz w:val="18"/>
+              </w:rPr>
+              <w:t xml:space="preserve">[44 840]</w:t>
             </w:r>
           </w:p>
         </w:tc>
@@ -2909,6 +3046,16 @@
               <w:jc w:val="center"/>
             </w:pPr>
             <w:r/>
+            <w:r>
+              <w:rPr>
+                <w:rFonts w:ascii="Calibri" w:hAnsi="Calibri"/>
+                <w:b w:val="0"/>
+                <w:i w:val="0"/>
+                <w:color w:val="C55A11"/>
+                <w:sz w:val="18"/>
+              </w:rPr>
+              <w:t xml:space="preserve">[ ]</w:t>
+            </w:r>
           </w:p>
         </w:tc>
       </w:tr>
@@ -2920,7 +3067,7 @@
           <w:tcPr>
             <w:shd w:val="clear" w:color="auto" w:fill="F2F2F2"/>
             <w:vAlign w:val="center"/>
-            <w:tcW w:type="dxa" w:w="1384"/>
+            <w:tcW w:type="dxa" w:w="1327"/>
           </w:tcPr>
           <w:p>
             <w:pPr>
@@ -2944,7 +3091,7 @@
           <w:tcPr>
             <w:shd w:val="clear" w:color="auto" w:fill="F7FAFC"/>
             <w:vAlign w:val="center"/>
-            <w:tcW w:type="dxa" w:w="3125"/>
+            <w:tcW w:type="dxa" w:w="3004"/>
           </w:tcPr>
           <w:p>
             <w:pPr>
@@ -2988,23 +3135,23 @@
           <w:tcPr>
             <w:shd w:val="clear" w:color="auto" w:fill="F7FAFC"/>
             <w:vAlign w:val="center"/>
-            <w:tcW w:type="dxa" w:w="2131"/>
-          </w:tcPr>
-          <w:p>
-            <w:pPr>
-              <w:spacing w:before="20" w:after="20"/>
-              <w:jc w:val="center"/>
-            </w:pPr>
-            <w:r/>
-            <w:r>
-              <w:rPr>
-                <w:rFonts w:ascii="Calibri" w:hAnsi="Calibri"/>
-                <w:b w:val="0"/>
-                <w:i w:val="0"/>
-                <w:color w:val="000000"/>
-                <w:sz w:val="18"/>
-              </w:rPr>
-              <w:t>P050302 / GP072501/2</w:t>
+            <w:tcW w:type="dxa" w:w="2209"/>
+          </w:tcPr>
+          <w:p>
+            <w:pPr>
+              <w:spacing w:before="20" w:after="20"/>
+              <w:jc w:val="center"/>
+            </w:pPr>
+            <w:r/>
+            <w:r>
+              <w:rPr>
+                <w:rFonts w:ascii="Calibri" w:hAnsi="Calibri"/>
+                <w:b w:val="0"/>
+                <w:i w:val="0"/>
+                <w:color w:val="0B5CAD"/>
+                <w:sz w:val="18"/>
+              </w:rPr>
+              <w:t xml:space="preserve">[P050302 / GP072501/2]</w:t>
             </w:r>
           </w:p>
         </w:tc>
@@ -3012,23 +3159,23 @@
           <w:tcPr>
             <w:shd w:val="clear" w:color="auto" w:fill="F7FAFC"/>
             <w:vAlign w:val="center"/>
-            <w:tcW w:type="dxa" w:w="1552"/>
-          </w:tcPr>
-          <w:p>
-            <w:pPr>
-              <w:spacing w:before="20" w:after="20"/>
-              <w:jc w:val="center"/>
-            </w:pPr>
-            <w:r/>
-            <w:r>
-              <w:rPr>
-                <w:rFonts w:ascii="Calibri" w:hAnsi="Calibri"/>
-                <w:b w:val="0"/>
-                <w:i w:val="0"/>
-                <w:color w:val="000000"/>
-                <w:sz w:val="18"/>
-              </w:rPr>
-              <w:t>— / 2 / 14</w:t>
+            <w:tcW w:type="dxa" w:w="1652"/>
+          </w:tcPr>
+          <w:p>
+            <w:pPr>
+              <w:spacing w:before="20" w:after="20"/>
+              <w:jc w:val="center"/>
+            </w:pPr>
+            <w:r/>
+            <w:r>
+              <w:rPr>
+                <w:rFonts w:ascii="Calibri" w:hAnsi="Calibri"/>
+                <w:b w:val="0"/>
+                <w:i w:val="0"/>
+                <w:color w:val="0B5CAD"/>
+                <w:sz w:val="18"/>
+              </w:rPr>
+              <w:t xml:space="preserve">[— / 4 / 34]</w:t>
             </w:r>
           </w:p>
         </w:tc>
@@ -3049,10 +3196,10 @@
                 <w:rFonts w:ascii="Calibri" w:hAnsi="Calibri"/>
                 <w:b w:val="0"/>
                 <w:i w:val="0"/>
-                <w:color w:val="000000"/>
-                <w:sz w:val="18"/>
-              </w:rPr>
-              <w:t>13 630</w:t>
+                <w:color w:val="0B5CAD"/>
+                <w:sz w:val="18"/>
+              </w:rPr>
+              <w:t xml:space="preserve">[13 630]</w:t>
             </w:r>
           </w:p>
         </w:tc>
@@ -3068,6 +3215,16 @@
               <w:jc w:val="center"/>
             </w:pPr>
             <w:r/>
+            <w:r>
+              <w:rPr>
+                <w:rFonts w:ascii="Calibri" w:hAnsi="Calibri"/>
+                <w:b w:val="0"/>
+                <w:i w:val="0"/>
+                <w:color w:val="C55A11"/>
+                <w:sz w:val="18"/>
+              </w:rPr>
+              <w:t xml:space="preserve">[ ]</w:t>
+            </w:r>
           </w:p>
         </w:tc>
       </w:tr>
@@ -3079,7 +3236,7 @@
           <w:tcPr>
             <w:shd w:val="clear" w:color="auto" w:fill="F2F2F2"/>
             <w:vAlign w:val="center"/>
-            <w:tcW w:type="dxa" w:w="1384"/>
+            <w:tcW w:type="dxa" w:w="1327"/>
           </w:tcPr>
           <w:p>
             <w:pPr>
@@ -3102,7 +3259,7 @@
         <w:tc>
           <w:tcPr>
             <w:vAlign w:val="center"/>
-            <w:tcW w:type="dxa" w:w="3125"/>
+            <w:tcW w:type="dxa" w:w="3004"/>
           </w:tcPr>
           <w:p>
             <w:pPr>
@@ -3145,46 +3302,46 @@
         <w:tc>
           <w:tcPr>
             <w:vAlign w:val="center"/>
-            <w:tcW w:type="dxa" w:w="2131"/>
-          </w:tcPr>
-          <w:p>
-            <w:pPr>
-              <w:spacing w:before="20" w:after="20"/>
-              <w:jc w:val="center"/>
-            </w:pPr>
-            <w:r/>
-            <w:r>
-              <w:rPr>
-                <w:rFonts w:ascii="Calibri" w:hAnsi="Calibri"/>
-                <w:b w:val="0"/>
-                <w:i w:val="0"/>
-                <w:color w:val="000000"/>
-                <w:sz w:val="18"/>
-              </w:rPr>
-              <w:t>P050072 / GP0824_03</w:t>
-            </w:r>
-          </w:p>
-        </w:tc>
-        <w:tc>
-          <w:tcPr>
-            <w:vAlign w:val="center"/>
-            <w:tcW w:type="dxa" w:w="1552"/>
-          </w:tcPr>
-          <w:p>
-            <w:pPr>
-              <w:spacing w:before="20" w:after="20"/>
-              <w:jc w:val="center"/>
-            </w:pPr>
-            <w:r/>
-            <w:r>
-              <w:rPr>
-                <w:rFonts w:ascii="Calibri" w:hAnsi="Calibri"/>
-                <w:b w:val="0"/>
-                <w:i w:val="0"/>
-                <w:color w:val="000000"/>
-                <w:sz w:val="18"/>
-              </w:rPr>
-              <w:t>— / 24 / 238</w:t>
+            <w:tcW w:type="dxa" w:w="2209"/>
+          </w:tcPr>
+          <w:p>
+            <w:pPr>
+              <w:spacing w:before="20" w:after="20"/>
+              <w:jc w:val="center"/>
+            </w:pPr>
+            <w:r/>
+            <w:r>
+              <w:rPr>
+                <w:rFonts w:ascii="Calibri" w:hAnsi="Calibri"/>
+                <w:b w:val="0"/>
+                <w:i w:val="0"/>
+                <w:color w:val="0B5CAD"/>
+                <w:sz w:val="18"/>
+              </w:rPr>
+              <w:t xml:space="preserve">[P050072 / GP0824_03]</w:t>
+            </w:r>
+          </w:p>
+        </w:tc>
+        <w:tc>
+          <w:tcPr>
+            <w:vAlign w:val="center"/>
+            <w:tcW w:type="dxa" w:w="1652"/>
+          </w:tcPr>
+          <w:p>
+            <w:pPr>
+              <w:spacing w:before="20" w:after="20"/>
+              <w:jc w:val="center"/>
+            </w:pPr>
+            <w:r/>
+            <w:r>
+              <w:rPr>
+                <w:rFonts w:ascii="Calibri" w:hAnsi="Calibri"/>
+                <w:b w:val="0"/>
+                <w:i w:val="0"/>
+                <w:color w:val="0B5CAD"/>
+                <w:sz w:val="18"/>
+              </w:rPr>
+              <w:t xml:space="preserve">[— / 60 / 593]</w:t>
             </w:r>
           </w:p>
         </w:tc>
@@ -3204,10 +3361,10 @@
                 <w:rFonts w:ascii="Calibri" w:hAnsi="Calibri"/>
                 <w:b w:val="0"/>
                 <w:i w:val="0"/>
-                <w:color w:val="000000"/>
-                <w:sz w:val="18"/>
-              </w:rPr>
-              <w:t>237 670</w:t>
+                <w:color w:val="0B5CAD"/>
+                <w:sz w:val="18"/>
+              </w:rPr>
+              <w:t xml:space="preserve">[237 670]</w:t>
             </w:r>
           </w:p>
         </w:tc>
@@ -3222,6 +3379,16 @@
               <w:jc w:val="center"/>
             </w:pPr>
             <w:r/>
+            <w:r>
+              <w:rPr>
+                <w:rFonts w:ascii="Calibri" w:hAnsi="Calibri"/>
+                <w:b w:val="0"/>
+                <w:i w:val="0"/>
+                <w:color w:val="C55A11"/>
+                <w:sz w:val="18"/>
+              </w:rPr>
+              <w:t xml:space="preserve">[ ]</w:t>
+            </w:r>
           </w:p>
         </w:tc>
       </w:tr>
@@ -3233,7 +3400,7 @@
           <w:tcPr>
             <w:shd w:val="clear" w:color="auto" w:fill="F2F2F2"/>
             <w:vAlign w:val="center"/>
-            <w:tcW w:type="dxa" w:w="1384"/>
+            <w:tcW w:type="dxa" w:w="1327"/>
           </w:tcPr>
           <w:p>
             <w:pPr>
@@ -3257,7 +3424,7 @@
           <w:tcPr>
             <w:shd w:val="clear" w:color="auto" w:fill="F7FAFC"/>
             <w:vAlign w:val="center"/>
-            <w:tcW w:type="dxa" w:w="3125"/>
+            <w:tcW w:type="dxa" w:w="3004"/>
           </w:tcPr>
           <w:p>
             <w:pPr>
@@ -3301,23 +3468,23 @@
           <w:tcPr>
             <w:shd w:val="clear" w:color="auto" w:fill="F7FAFC"/>
             <w:vAlign w:val="center"/>
-            <w:tcW w:type="dxa" w:w="2131"/>
-          </w:tcPr>
-          <w:p>
-            <w:pPr>
-              <w:spacing w:before="20" w:after="20"/>
-              <w:jc w:val="center"/>
-            </w:pPr>
-            <w:r/>
-            <w:r>
-              <w:rPr>
-                <w:rFonts w:ascii="Calibri" w:hAnsi="Calibri"/>
-                <w:b w:val="0"/>
-                <w:i w:val="0"/>
-                <w:color w:val="000000"/>
-                <w:sz w:val="18"/>
-              </w:rPr>
-              <w:t>P050312 / GP082501/1</w:t>
+            <w:tcW w:type="dxa" w:w="2209"/>
+          </w:tcPr>
+          <w:p>
+            <w:pPr>
+              <w:spacing w:before="20" w:after="20"/>
+              <w:jc w:val="center"/>
+            </w:pPr>
+            <w:r/>
+            <w:r>
+              <w:rPr>
+                <w:rFonts w:ascii="Calibri" w:hAnsi="Calibri"/>
+                <w:b w:val="0"/>
+                <w:i w:val="0"/>
+                <w:color w:val="0B5CAD"/>
+                <w:sz w:val="18"/>
+              </w:rPr>
+              <w:t xml:space="preserve">[P050312 / GP082501/1]</w:t>
             </w:r>
           </w:p>
         </w:tc>
@@ -3325,23 +3492,23 @@
           <w:tcPr>
             <w:shd w:val="clear" w:color="auto" w:fill="F7FAFC"/>
             <w:vAlign w:val="center"/>
-            <w:tcW w:type="dxa" w:w="1552"/>
-          </w:tcPr>
-          <w:p>
-            <w:pPr>
-              <w:spacing w:before="20" w:after="20"/>
-              <w:jc w:val="center"/>
-            </w:pPr>
-            <w:r/>
-            <w:r>
-              <w:rPr>
-                <w:rFonts w:ascii="Calibri" w:hAnsi="Calibri"/>
-                <w:b w:val="0"/>
-                <w:i w:val="0"/>
-                <w:color w:val="000000"/>
-                <w:sz w:val="18"/>
-              </w:rPr>
-              <w:t>— / 21 / 201</w:t>
+            <w:tcW w:type="dxa" w:w="1652"/>
+          </w:tcPr>
+          <w:p>
+            <w:pPr>
+              <w:spacing w:before="20" w:after="20"/>
+              <w:jc w:val="center"/>
+            </w:pPr>
+            <w:r/>
+            <w:r>
+              <w:rPr>
+                <w:rFonts w:ascii="Calibri" w:hAnsi="Calibri"/>
+                <w:b w:val="0"/>
+                <w:i w:val="0"/>
+                <w:color w:val="0B5CAD"/>
+                <w:sz w:val="18"/>
+              </w:rPr>
+              <w:t xml:space="preserve">[— / 50 / 500]</w:t>
             </w:r>
           </w:p>
         </w:tc>
@@ -3362,10 +3529,10 @@
                 <w:rFonts w:ascii="Calibri" w:hAnsi="Calibri"/>
                 <w:b w:val="0"/>
                 <w:i w:val="0"/>
-                <w:color w:val="000000"/>
-                <w:sz w:val="18"/>
-              </w:rPr>
-              <w:t>200 420</w:t>
+                <w:color w:val="0B5CAD"/>
+                <w:sz w:val="18"/>
+              </w:rPr>
+              <w:t xml:space="preserve">[200 420]</w:t>
             </w:r>
           </w:p>
         </w:tc>
@@ -3381,6 +3548,16 @@
               <w:jc w:val="center"/>
             </w:pPr>
             <w:r/>
+            <w:r>
+              <w:rPr>
+                <w:rFonts w:ascii="Calibri" w:hAnsi="Calibri"/>
+                <w:b w:val="0"/>
+                <w:i w:val="0"/>
+                <w:color w:val="C55A11"/>
+                <w:sz w:val="18"/>
+              </w:rPr>
+              <w:t xml:space="preserve">[ ]</w:t>
+            </w:r>
           </w:p>
         </w:tc>
       </w:tr>
@@ -3392,7 +3569,7 @@
           <w:tcPr>
             <w:shd w:val="clear" w:color="auto" w:fill="F2F2F2"/>
             <w:vAlign w:val="center"/>
-            <w:tcW w:type="dxa" w:w="1384"/>
+            <w:tcW w:type="dxa" w:w="1327"/>
           </w:tcPr>
           <w:p>
             <w:pPr>
@@ -3415,7 +3592,7 @@
         <w:tc>
           <w:tcPr>
             <w:vAlign w:val="center"/>
-            <w:tcW w:type="dxa" w:w="3125"/>
+            <w:tcW w:type="dxa" w:w="3004"/>
           </w:tcPr>
           <w:p>
             <w:pPr>
@@ -3458,46 +3635,46 @@
         <w:tc>
           <w:tcPr>
             <w:vAlign w:val="center"/>
-            <w:tcW w:type="dxa" w:w="2131"/>
-          </w:tcPr>
-          <w:p>
-            <w:pPr>
-              <w:spacing w:before="20" w:after="20"/>
-              <w:jc w:val="center"/>
-            </w:pPr>
-            <w:r/>
-            <w:r>
-              <w:rPr>
-                <w:rFonts w:ascii="Calibri" w:hAnsi="Calibri"/>
-                <w:b w:val="0"/>
-                <w:i w:val="0"/>
-                <w:color w:val="000000"/>
-                <w:sz w:val="18"/>
-              </w:rPr>
-              <w:t>P060092 / GP092501</w:t>
-            </w:r>
-          </w:p>
-        </w:tc>
-        <w:tc>
-          <w:tcPr>
-            <w:vAlign w:val="center"/>
-            <w:tcW w:type="dxa" w:w="1552"/>
-          </w:tcPr>
-          <w:p>
-            <w:pPr>
-              <w:spacing w:before="20" w:after="20"/>
-              <w:jc w:val="center"/>
-            </w:pPr>
-            <w:r/>
-            <w:r>
-              <w:rPr>
-                <w:rFonts w:ascii="Calibri" w:hAnsi="Calibri"/>
-                <w:b w:val="0"/>
-                <w:i w:val="0"/>
-                <w:color w:val="000000"/>
-                <w:sz w:val="18"/>
-              </w:rPr>
-              <w:t>— / 18 / 172</w:t>
+            <w:tcW w:type="dxa" w:w="2209"/>
+          </w:tcPr>
+          <w:p>
+            <w:pPr>
+              <w:spacing w:before="20" w:after="20"/>
+              <w:jc w:val="center"/>
+            </w:pPr>
+            <w:r/>
+            <w:r>
+              <w:rPr>
+                <w:rFonts w:ascii="Calibri" w:hAnsi="Calibri"/>
+                <w:b w:val="0"/>
+                <w:i w:val="0"/>
+                <w:color w:val="0B5CAD"/>
+                <w:sz w:val="18"/>
+              </w:rPr>
+              <w:t xml:space="preserve">[P060092 / GP092501]</w:t>
+            </w:r>
+          </w:p>
+        </w:tc>
+        <w:tc>
+          <w:tcPr>
+            <w:vAlign w:val="center"/>
+            <w:tcW w:type="dxa" w:w="1652"/>
+          </w:tcPr>
+          <w:p>
+            <w:pPr>
+              <w:spacing w:before="20" w:after="20"/>
+              <w:jc w:val="center"/>
+            </w:pPr>
+            <w:r/>
+            <w:r>
+              <w:rPr>
+                <w:rFonts w:ascii="Calibri" w:hAnsi="Calibri"/>
+                <w:b w:val="0"/>
+                <w:i w:val="0"/>
+                <w:color w:val="0B5CAD"/>
+                <w:sz w:val="18"/>
+              </w:rPr>
+              <w:t xml:space="preserve">[— / 43 / 427]</w:t>
             </w:r>
           </w:p>
         </w:tc>
@@ -3517,10 +3694,10 @@
                 <w:rFonts w:ascii="Calibri" w:hAnsi="Calibri"/>
                 <w:b w:val="0"/>
                 <w:i w:val="0"/>
-                <w:color w:val="000000"/>
-                <w:sz w:val="18"/>
-              </w:rPr>
-              <w:t>171 030</w:t>
+                <w:color w:val="0B5CAD"/>
+                <w:sz w:val="18"/>
+              </w:rPr>
+              <w:t xml:space="preserve">[171 030]</w:t>
             </w:r>
           </w:p>
         </w:tc>
@@ -3535,6 +3712,16 @@
               <w:jc w:val="center"/>
             </w:pPr>
             <w:r/>
+            <w:r>
+              <w:rPr>
+                <w:rFonts w:ascii="Calibri" w:hAnsi="Calibri"/>
+                <w:b w:val="0"/>
+                <w:i w:val="0"/>
+                <w:color w:val="C55A11"/>
+                <w:sz w:val="18"/>
+              </w:rPr>
+              <w:t xml:space="preserve">[ ]</w:t>
+            </w:r>
           </w:p>
         </w:tc>
       </w:tr>
@@ -3546,7 +3733,7 @@
           <w:tcPr>
             <w:shd w:val="clear" w:color="auto" w:fill="F2F2F2"/>
             <w:vAlign w:val="center"/>
-            <w:tcW w:type="dxa" w:w="1384"/>
+            <w:tcW w:type="dxa" w:w="1327"/>
           </w:tcPr>
           <w:p>
             <w:pPr>
@@ -3570,7 +3757,7 @@
           <w:tcPr>
             <w:shd w:val="clear" w:color="auto" w:fill="F7FAFC"/>
             <w:vAlign w:val="center"/>
-            <w:tcW w:type="dxa" w:w="3125"/>
+            <w:tcW w:type="dxa" w:w="3004"/>
           </w:tcPr>
           <w:p>
             <w:pPr>
@@ -3614,23 +3801,23 @@
           <w:tcPr>
             <w:shd w:val="clear" w:color="auto" w:fill="F7FAFC"/>
             <w:vAlign w:val="center"/>
-            <w:tcW w:type="dxa" w:w="2131"/>
-          </w:tcPr>
-          <w:p>
-            <w:pPr>
-              <w:spacing w:before="20" w:after="20"/>
-              <w:jc w:val="center"/>
-            </w:pPr>
-            <w:r/>
-            <w:r>
-              <w:rPr>
-                <w:rFonts w:ascii="Calibri" w:hAnsi="Calibri"/>
-                <w:b w:val="0"/>
-                <w:i w:val="0"/>
-                <w:color w:val="000000"/>
-                <w:sz w:val="18"/>
-              </w:rPr>
-              <w:t>P060182 / GRC102501/2</w:t>
+            <w:tcW w:type="dxa" w:w="2209"/>
+          </w:tcPr>
+          <w:p>
+            <w:pPr>
+              <w:spacing w:before="20" w:after="20"/>
+              <w:jc w:val="center"/>
+            </w:pPr>
+            <w:r/>
+            <w:r>
+              <w:rPr>
+                <w:rFonts w:ascii="Calibri" w:hAnsi="Calibri"/>
+                <w:b w:val="0"/>
+                <w:i w:val="0"/>
+                <w:color w:val="0B5CAD"/>
+                <w:sz w:val="18"/>
+              </w:rPr>
+              <w:t xml:space="preserve">[P060182 / GRC102501/2]</w:t>
             </w:r>
           </w:p>
         </w:tc>
@@ -3638,23 +3825,23 @@
           <w:tcPr>
             <w:shd w:val="clear" w:color="auto" w:fill="F7FAFC"/>
             <w:vAlign w:val="center"/>
-            <w:tcW w:type="dxa" w:w="1552"/>
-          </w:tcPr>
-          <w:p>
-            <w:pPr>
-              <w:spacing w:before="20" w:after="20"/>
-              <w:jc w:val="center"/>
-            </w:pPr>
-            <w:r/>
-            <w:r>
-              <w:rPr>
-                <w:rFonts w:ascii="Calibri" w:hAnsi="Calibri"/>
-                <w:b w:val="0"/>
-                <w:i w:val="0"/>
-                <w:color w:val="000000"/>
-                <w:sz w:val="18"/>
-              </w:rPr>
-              <w:t>— / 3 / 21</w:t>
+            <w:tcW w:type="dxa" w:w="1652"/>
+          </w:tcPr>
+          <w:p>
+            <w:pPr>
+              <w:spacing w:before="20" w:after="20"/>
+              <w:jc w:val="center"/>
+            </w:pPr>
+            <w:r/>
+            <w:r>
+              <w:rPr>
+                <w:rFonts w:ascii="Calibri" w:hAnsi="Calibri"/>
+                <w:b w:val="0"/>
+                <w:i w:val="0"/>
+                <w:color w:val="0B5CAD"/>
+                <w:sz w:val="18"/>
+              </w:rPr>
+              <w:t xml:space="preserve">[— / 5 / 50]</w:t>
             </w:r>
           </w:p>
         </w:tc>
@@ -3675,10 +3862,10 @@
                 <w:rFonts w:ascii="Calibri" w:hAnsi="Calibri"/>
                 <w:b w:val="0"/>
                 <w:i w:val="0"/>
-                <w:color w:val="000000"/>
-                <w:sz w:val="18"/>
-              </w:rPr>
-              <w:t>20 170</w:t>
+                <w:color w:val="0B5CAD"/>
+                <w:sz w:val="18"/>
+              </w:rPr>
+              <w:t xml:space="preserve">[20 170]</w:t>
             </w:r>
           </w:p>
         </w:tc>
@@ -3694,6 +3881,16 @@
               <w:jc w:val="center"/>
             </w:pPr>
             <w:r/>
+            <w:r>
+              <w:rPr>
+                <w:rFonts w:ascii="Calibri" w:hAnsi="Calibri"/>
+                <w:b w:val="0"/>
+                <w:i w:val="0"/>
+                <w:color w:val="C55A11"/>
+                <w:sz w:val="18"/>
+              </w:rPr>
+              <w:t xml:space="preserve">[ ]</w:t>
+            </w:r>
           </w:p>
         </w:tc>
       </w:tr>
@@ -3705,7 +3902,7 @@
           <w:tcPr>
             <w:shd w:val="clear" w:color="auto" w:fill="F2F2F2"/>
             <w:vAlign w:val="center"/>
-            <w:tcW w:type="dxa" w:w="1384"/>
+            <w:tcW w:type="dxa" w:w="1327"/>
           </w:tcPr>
           <w:p>
             <w:pPr>
@@ -3728,7 +3925,7 @@
         <w:tc>
           <w:tcPr>
             <w:vAlign w:val="center"/>
-            <w:tcW w:type="dxa" w:w="3125"/>
+            <w:tcW w:type="dxa" w:w="3004"/>
           </w:tcPr>
           <w:p>
             <w:pPr>
@@ -3771,46 +3968,46 @@
         <w:tc>
           <w:tcPr>
             <w:vAlign w:val="center"/>
-            <w:tcW w:type="dxa" w:w="2131"/>
-          </w:tcPr>
-          <w:p>
-            <w:pPr>
-              <w:spacing w:before="20" w:after="20"/>
-              <w:jc w:val="center"/>
-            </w:pPr>
-            <w:r/>
-            <w:r>
-              <w:rPr>
-                <w:rFonts w:ascii="Calibri" w:hAnsi="Calibri"/>
-                <w:b w:val="0"/>
-                <w:i w:val="0"/>
-                <w:color w:val="000000"/>
-                <w:sz w:val="18"/>
-              </w:rPr>
-              <w:t>P050182 / HPA052501</w:t>
-            </w:r>
-          </w:p>
-        </w:tc>
-        <w:tc>
-          <w:tcPr>
-            <w:vAlign w:val="center"/>
-            <w:tcW w:type="dxa" w:w="1552"/>
-          </w:tcPr>
-          <w:p>
-            <w:pPr>
-              <w:spacing w:before="20" w:after="20"/>
-              <w:jc w:val="center"/>
-            </w:pPr>
-            <w:r/>
-            <w:r>
-              <w:rPr>
-                <w:rFonts w:ascii="Calibri" w:hAnsi="Calibri"/>
-                <w:b w:val="0"/>
-                <w:i w:val="0"/>
-                <w:color w:val="000000"/>
-                <w:sz w:val="18"/>
-              </w:rPr>
-              <w:t>— / 25 / 250</w:t>
+            <w:tcW w:type="dxa" w:w="2209"/>
+          </w:tcPr>
+          <w:p>
+            <w:pPr>
+              <w:spacing w:before="20" w:after="20"/>
+              <w:jc w:val="center"/>
+            </w:pPr>
+            <w:r/>
+            <w:r>
+              <w:rPr>
+                <w:rFonts w:ascii="Calibri" w:hAnsi="Calibri"/>
+                <w:b w:val="0"/>
+                <w:i w:val="0"/>
+                <w:color w:val="0B5CAD"/>
+                <w:sz w:val="18"/>
+              </w:rPr>
+              <w:t xml:space="preserve">[P050182 / HPA052501]</w:t>
+            </w:r>
+          </w:p>
+        </w:tc>
+        <w:tc>
+          <w:tcPr>
+            <w:vAlign w:val="center"/>
+            <w:tcW w:type="dxa" w:w="1652"/>
+          </w:tcPr>
+          <w:p>
+            <w:pPr>
+              <w:spacing w:before="20" w:after="20"/>
+              <w:jc w:val="center"/>
+            </w:pPr>
+            <w:r/>
+            <w:r>
+              <w:rPr>
+                <w:rFonts w:ascii="Calibri" w:hAnsi="Calibri"/>
+                <w:b w:val="0"/>
+                <w:i w:val="0"/>
+                <w:color w:val="0B5CAD"/>
+                <w:sz w:val="18"/>
+              </w:rPr>
+              <w:t xml:space="preserve">[— / 63 / 623]</w:t>
             </w:r>
           </w:p>
         </w:tc>
@@ -3830,10 +4027,10 @@
                 <w:rFonts w:ascii="Calibri" w:hAnsi="Calibri"/>
                 <w:b w:val="0"/>
                 <w:i w:val="0"/>
-                <w:color w:val="000000"/>
-                <w:sz w:val="18"/>
-              </w:rPr>
-              <w:t>249 950</w:t>
+                <w:color w:val="0B5CAD"/>
+                <w:sz w:val="18"/>
+              </w:rPr>
+              <w:t xml:space="preserve">[249 950]</w:t>
             </w:r>
           </w:p>
         </w:tc>
@@ -3848,6 +4045,16 @@
               <w:jc w:val="center"/>
             </w:pPr>
             <w:r/>
+            <w:r>
+              <w:rPr>
+                <w:rFonts w:ascii="Calibri" w:hAnsi="Calibri"/>
+                <w:b w:val="0"/>
+                <w:i w:val="0"/>
+                <w:color w:val="C55A11"/>
+                <w:sz w:val="18"/>
+              </w:rPr>
+              <w:t xml:space="preserve">[ ]</w:t>
+            </w:r>
           </w:p>
         </w:tc>
       </w:tr>
@@ -3859,7 +4066,7 @@
           <w:tcPr>
             <w:shd w:val="clear" w:color="auto" w:fill="F2F2F2"/>
             <w:vAlign w:val="center"/>
-            <w:tcW w:type="dxa" w:w="1384"/>
+            <w:tcW w:type="dxa" w:w="1327"/>
           </w:tcPr>
           <w:p>
             <w:pPr>
@@ -3883,7 +4090,7 @@
           <w:tcPr>
             <w:shd w:val="clear" w:color="auto" w:fill="F7FAFC"/>
             <w:vAlign w:val="center"/>
-            <w:tcW w:type="dxa" w:w="3125"/>
+            <w:tcW w:type="dxa" w:w="3004"/>
           </w:tcPr>
           <w:p>
             <w:pPr>
@@ -3927,23 +4134,23 @@
           <w:tcPr>
             <w:shd w:val="clear" w:color="auto" w:fill="F7FAFC"/>
             <w:vAlign w:val="center"/>
-            <w:tcW w:type="dxa" w:w="2131"/>
-          </w:tcPr>
-          <w:p>
-            <w:pPr>
-              <w:spacing w:before="20" w:after="20"/>
-              <w:jc w:val="center"/>
-            </w:pPr>
-            <w:r/>
-            <w:r>
-              <w:rPr>
-                <w:rFonts w:ascii="Calibri" w:hAnsi="Calibri"/>
-                <w:b w:val="0"/>
-                <w:i w:val="0"/>
-                <w:color w:val="000000"/>
-                <w:sz w:val="18"/>
-              </w:rPr>
-              <w:t>P060422 / JD012603/02V</w:t>
+            <w:tcW w:type="dxa" w:w="2209"/>
+          </w:tcPr>
+          <w:p>
+            <w:pPr>
+              <w:spacing w:before="20" w:after="20"/>
+              <w:jc w:val="center"/>
+            </w:pPr>
+            <w:r/>
+            <w:r>
+              <w:rPr>
+                <w:rFonts w:ascii="Calibri" w:hAnsi="Calibri"/>
+                <w:b w:val="0"/>
+                <w:i w:val="0"/>
+                <w:color w:val="0B5CAD"/>
+                <w:sz w:val="18"/>
+              </w:rPr>
+              <w:t xml:space="preserve">[P060422 / JD012603/02V]</w:t>
             </w:r>
           </w:p>
         </w:tc>
@@ -3951,23 +4158,23 @@
           <w:tcPr>
             <w:shd w:val="clear" w:color="auto" w:fill="F7FAFC"/>
             <w:vAlign w:val="center"/>
-            <w:tcW w:type="dxa" w:w="1552"/>
-          </w:tcPr>
-          <w:p>
-            <w:pPr>
-              <w:spacing w:before="20" w:after="20"/>
-              <w:jc w:val="center"/>
-            </w:pPr>
-            <w:r/>
-            <w:r>
-              <w:rPr>
-                <w:rFonts w:ascii="Calibri" w:hAnsi="Calibri"/>
-                <w:b w:val="0"/>
-                <w:i w:val="0"/>
-                <w:color w:val="000000"/>
-                <w:sz w:val="18"/>
-              </w:rPr>
-              <w:t>— / 2 / 11</w:t>
+            <w:tcW w:type="dxa" w:w="1652"/>
+          </w:tcPr>
+          <w:p>
+            <w:pPr>
+              <w:spacing w:before="20" w:after="20"/>
+              <w:jc w:val="center"/>
+            </w:pPr>
+            <w:r/>
+            <w:r>
+              <w:rPr>
+                <w:rFonts w:ascii="Calibri" w:hAnsi="Calibri"/>
+                <w:b w:val="0"/>
+                <w:i w:val="0"/>
+                <w:color w:val="0B5CAD"/>
+                <w:sz w:val="18"/>
+              </w:rPr>
+              <w:t xml:space="preserve">[— / 3 / 27]</w:t>
             </w:r>
           </w:p>
         </w:tc>
@@ -3988,10 +4195,10 @@
                 <w:rFonts w:ascii="Calibri" w:hAnsi="Calibri"/>
                 <w:b w:val="0"/>
                 <w:i w:val="0"/>
-                <w:color w:val="000000"/>
-                <w:sz w:val="18"/>
-              </w:rPr>
-              <w:t>11 000</w:t>
+                <w:color w:val="0B5CAD"/>
+                <w:sz w:val="18"/>
+              </w:rPr>
+              <w:t xml:space="preserve">[11 000]</w:t>
             </w:r>
           </w:p>
         </w:tc>
@@ -4007,6 +4214,16 @@
               <w:jc w:val="center"/>
             </w:pPr>
             <w:r/>
+            <w:r>
+              <w:rPr>
+                <w:rFonts w:ascii="Calibri" w:hAnsi="Calibri"/>
+                <w:b w:val="0"/>
+                <w:i w:val="0"/>
+                <w:color w:val="C55A11"/>
+                <w:sz w:val="18"/>
+              </w:rPr>
+              <w:t xml:space="preserve">[ ]</w:t>
+            </w:r>
           </w:p>
         </w:tc>
       </w:tr>
@@ -4018,7 +4235,7 @@
           <w:tcPr>
             <w:shd w:val="clear" w:color="auto" w:fill="F2F2F2"/>
             <w:vAlign w:val="center"/>
-            <w:tcW w:type="dxa" w:w="1384"/>
+            <w:tcW w:type="dxa" w:w="1327"/>
           </w:tcPr>
           <w:p>
             <w:pPr>
@@ -4041,7 +4258,7 @@
         <w:tc>
           <w:tcPr>
             <w:vAlign w:val="center"/>
-            <w:tcW w:type="dxa" w:w="3125"/>
+            <w:tcW w:type="dxa" w:w="3004"/>
           </w:tcPr>
           <w:p>
             <w:pPr>
@@ -4084,46 +4301,46 @@
         <w:tc>
           <w:tcPr>
             <w:vAlign w:val="center"/>
-            <w:tcW w:type="dxa" w:w="2131"/>
-          </w:tcPr>
-          <w:p>
-            <w:pPr>
-              <w:spacing w:before="20" w:after="20"/>
-              <w:jc w:val="center"/>
-            </w:pPr>
-            <w:r/>
-            <w:r>
-              <w:rPr>
-                <w:rFonts w:ascii="Calibri" w:hAnsi="Calibri"/>
-                <w:b w:val="0"/>
-                <w:i w:val="0"/>
-                <w:color w:val="000000"/>
-                <w:sz w:val="18"/>
-              </w:rPr>
-              <w:t>P060412 / JD012603/02</w:t>
-            </w:r>
-          </w:p>
-        </w:tc>
-        <w:tc>
-          <w:tcPr>
-            <w:vAlign w:val="center"/>
-            <w:tcW w:type="dxa" w:w="1552"/>
-          </w:tcPr>
-          <w:p>
-            <w:pPr>
-              <w:spacing w:before="20" w:after="20"/>
-              <w:jc w:val="center"/>
-            </w:pPr>
-            <w:r/>
-            <w:r>
-              <w:rPr>
-                <w:rFonts w:ascii="Calibri" w:hAnsi="Calibri"/>
-                <w:b w:val="0"/>
-                <w:i w:val="0"/>
-                <w:color w:val="000000"/>
-                <w:sz w:val="18"/>
-              </w:rPr>
-              <w:t>— / 5 / 46</w:t>
+            <w:tcW w:type="dxa" w:w="2209"/>
+          </w:tcPr>
+          <w:p>
+            <w:pPr>
+              <w:spacing w:before="20" w:after="20"/>
+              <w:jc w:val="center"/>
+            </w:pPr>
+            <w:r/>
+            <w:r>
+              <w:rPr>
+                <w:rFonts w:ascii="Calibri" w:hAnsi="Calibri"/>
+                <w:b w:val="0"/>
+                <w:i w:val="0"/>
+                <w:color w:val="0B5CAD"/>
+                <w:sz w:val="18"/>
+              </w:rPr>
+              <w:t xml:space="preserve">[P060412 / JD012603/02]</w:t>
+            </w:r>
+          </w:p>
+        </w:tc>
+        <w:tc>
+          <w:tcPr>
+            <w:vAlign w:val="center"/>
+            <w:tcW w:type="dxa" w:w="1652"/>
+          </w:tcPr>
+          <w:p>
+            <w:pPr>
+              <w:spacing w:before="20" w:after="20"/>
+              <w:jc w:val="center"/>
+            </w:pPr>
+            <w:r/>
+            <w:r>
+              <w:rPr>
+                <w:rFonts w:ascii="Calibri" w:hAnsi="Calibri"/>
+                <w:b w:val="0"/>
+                <w:i w:val="0"/>
+                <w:color w:val="0B5CAD"/>
+                <w:sz w:val="18"/>
+              </w:rPr>
+              <w:t xml:space="preserve">[— / 12 / 115]</w:t>
             </w:r>
           </w:p>
         </w:tc>
@@ -4143,10 +4360,10 @@
                 <w:rFonts w:ascii="Calibri" w:hAnsi="Calibri"/>
                 <w:b w:val="0"/>
                 <w:i w:val="0"/>
-                <w:color w:val="000000"/>
-                <w:sz w:val="18"/>
-              </w:rPr>
-              <w:t>46 000</w:t>
+                <w:color w:val="0B5CAD"/>
+                <w:sz w:val="18"/>
+              </w:rPr>
+              <w:t xml:space="preserve">[46 000]</w:t>
             </w:r>
           </w:p>
         </w:tc>
@@ -4161,6 +4378,16 @@
               <w:jc w:val="center"/>
             </w:pPr>
             <w:r/>
+            <w:r>
+              <w:rPr>
+                <w:rFonts w:ascii="Calibri" w:hAnsi="Calibri"/>
+                <w:b w:val="0"/>
+                <w:i w:val="0"/>
+                <w:color w:val="C55A11"/>
+                <w:sz w:val="18"/>
+              </w:rPr>
+              <w:t xml:space="preserve">[ ]</w:t>
+            </w:r>
           </w:p>
         </w:tc>
       </w:tr>
@@ -4172,7 +4399,7 @@
           <w:tcPr>
             <w:shd w:val="clear" w:color="auto" w:fill="F2F2F2"/>
             <w:vAlign w:val="center"/>
-            <w:tcW w:type="dxa" w:w="1384"/>
+            <w:tcW w:type="dxa" w:w="1327"/>
           </w:tcPr>
           <w:p>
             <w:pPr>
@@ -4196,7 +4423,7 @@
           <w:tcPr>
             <w:shd w:val="clear" w:color="auto" w:fill="F7FAFC"/>
             <w:vAlign w:val="center"/>
-            <w:tcW w:type="dxa" w:w="3125"/>
+            <w:tcW w:type="dxa" w:w="3004"/>
           </w:tcPr>
           <w:p>
             <w:pPr>
@@ -4240,23 +4467,23 @@
           <w:tcPr>
             <w:shd w:val="clear" w:color="auto" w:fill="F7FAFC"/>
             <w:vAlign w:val="center"/>
-            <w:tcW w:type="dxa" w:w="2131"/>
-          </w:tcPr>
-          <w:p>
-            <w:pPr>
-              <w:spacing w:before="20" w:after="20"/>
-              <w:jc w:val="center"/>
-            </w:pPr>
-            <w:r/>
-            <w:r>
-              <w:rPr>
-                <w:rFonts w:ascii="Calibri" w:hAnsi="Calibri"/>
-                <w:b w:val="0"/>
-                <w:i w:val="0"/>
-                <w:color w:val="000000"/>
-                <w:sz w:val="18"/>
-              </w:rPr>
-              <w:t>P060362 / JD012603/01</w:t>
+            <w:tcW w:type="dxa" w:w="2209"/>
+          </w:tcPr>
+          <w:p>
+            <w:pPr>
+              <w:spacing w:before="20" w:after="20"/>
+              <w:jc w:val="center"/>
+            </w:pPr>
+            <w:r/>
+            <w:r>
+              <w:rPr>
+                <w:rFonts w:ascii="Calibri" w:hAnsi="Calibri"/>
+                <w:b w:val="0"/>
+                <w:i w:val="0"/>
+                <w:color w:val="0B5CAD"/>
+                <w:sz w:val="18"/>
+              </w:rPr>
+              <w:t xml:space="preserve">[P060362 / JD012603/01]</w:t>
             </w:r>
           </w:p>
         </w:tc>
@@ -4264,23 +4491,23 @@
           <w:tcPr>
             <w:shd w:val="clear" w:color="auto" w:fill="F7FAFC"/>
             <w:vAlign w:val="center"/>
-            <w:tcW w:type="dxa" w:w="1552"/>
-          </w:tcPr>
-          <w:p>
-            <w:pPr>
-              <w:spacing w:before="20" w:after="20"/>
-              <w:jc w:val="center"/>
-            </w:pPr>
-            <w:r/>
-            <w:r>
-              <w:rPr>
-                <w:rFonts w:ascii="Calibri" w:hAnsi="Calibri"/>
-                <w:b w:val="0"/>
-                <w:i w:val="0"/>
-                <w:color w:val="000000"/>
-                <w:sz w:val="18"/>
-              </w:rPr>
-              <w:t>— / 2 / 12</w:t>
+            <w:tcW w:type="dxa" w:w="1652"/>
+          </w:tcPr>
+          <w:p>
+            <w:pPr>
+              <w:spacing w:before="20" w:after="20"/>
+              <w:jc w:val="center"/>
+            </w:pPr>
+            <w:r/>
+            <w:r>
+              <w:rPr>
+                <w:rFonts w:ascii="Calibri" w:hAnsi="Calibri"/>
+                <w:b w:val="0"/>
+                <w:i w:val="0"/>
+                <w:color w:val="0B5CAD"/>
+                <w:sz w:val="18"/>
+              </w:rPr>
+              <w:t xml:space="preserve">[— / 3 / 30]</w:t>
             </w:r>
           </w:p>
         </w:tc>
@@ -4301,10 +4528,10 @@
                 <w:rFonts w:ascii="Calibri" w:hAnsi="Calibri"/>
                 <w:b w:val="0"/>
                 <w:i w:val="0"/>
-                <w:color w:val="000000"/>
-                <w:sz w:val="18"/>
-              </w:rPr>
-              <w:t>12 000</w:t>
+                <w:color w:val="0B5CAD"/>
+                <w:sz w:val="18"/>
+              </w:rPr>
+              <w:t xml:space="preserve">[12 000]</w:t>
             </w:r>
           </w:p>
         </w:tc>
@@ -4320,6 +4547,16 @@
               <w:jc w:val="center"/>
             </w:pPr>
             <w:r/>
+            <w:r>
+              <w:rPr>
+                <w:rFonts w:ascii="Calibri" w:hAnsi="Calibri"/>
+                <w:b w:val="0"/>
+                <w:i w:val="0"/>
+                <w:color w:val="C55A11"/>
+                <w:sz w:val="18"/>
+              </w:rPr>
+              <w:t xml:space="preserve">[ ]</w:t>
+            </w:r>
           </w:p>
         </w:tc>
       </w:tr>
@@ -4331,7 +4568,7 @@
           <w:tcPr>
             <w:shd w:val="clear" w:color="auto" w:fill="F2F2F2"/>
             <w:vAlign w:val="center"/>
-            <w:tcW w:type="dxa" w:w="1384"/>
+            <w:tcW w:type="dxa" w:w="1327"/>
           </w:tcPr>
           <w:p>
             <w:pPr>
@@ -4354,7 +4591,7 @@
         <w:tc>
           <w:tcPr>
             <w:vAlign w:val="center"/>
-            <w:tcW w:type="dxa" w:w="3125"/>
+            <w:tcW w:type="dxa" w:w="3004"/>
           </w:tcPr>
           <w:p>
             <w:pPr>
@@ -4397,46 +4634,46 @@
         <w:tc>
           <w:tcPr>
             <w:vAlign w:val="center"/>
-            <w:tcW w:type="dxa" w:w="2131"/>
-          </w:tcPr>
-          <w:p>
-            <w:pPr>
-              <w:spacing w:before="20" w:after="20"/>
-              <w:jc w:val="center"/>
-            </w:pPr>
-            <w:r/>
-            <w:r>
-              <w:rPr>
-                <w:rFonts w:ascii="Calibri" w:hAnsi="Calibri"/>
-                <w:b w:val="0"/>
-                <w:i w:val="0"/>
-                <w:color w:val="000000"/>
-                <w:sz w:val="18"/>
-              </w:rPr>
-              <w:t>P060172 / KC102501</w:t>
-            </w:r>
-          </w:p>
-        </w:tc>
-        <w:tc>
-          <w:tcPr>
-            <w:vAlign w:val="center"/>
-            <w:tcW w:type="dxa" w:w="1552"/>
-          </w:tcPr>
-          <w:p>
-            <w:pPr>
-              <w:spacing w:before="20" w:after="20"/>
-              <w:jc w:val="center"/>
-            </w:pPr>
-            <w:r/>
-            <w:r>
-              <w:rPr>
-                <w:rFonts w:ascii="Calibri" w:hAnsi="Calibri"/>
-                <w:b w:val="0"/>
-                <w:i w:val="0"/>
-                <w:color w:val="000000"/>
-                <w:sz w:val="18"/>
-              </w:rPr>
-              <w:t>— / 3 / 22</w:t>
+            <w:tcW w:type="dxa" w:w="2209"/>
+          </w:tcPr>
+          <w:p>
+            <w:pPr>
+              <w:spacing w:before="20" w:after="20"/>
+              <w:jc w:val="center"/>
+            </w:pPr>
+            <w:r/>
+            <w:r>
+              <w:rPr>
+                <w:rFonts w:ascii="Calibri" w:hAnsi="Calibri"/>
+                <w:b w:val="0"/>
+                <w:i w:val="0"/>
+                <w:color w:val="0B5CAD"/>
+                <w:sz w:val="18"/>
+              </w:rPr>
+              <w:t xml:space="preserve">[P060172 / KC102501]</w:t>
+            </w:r>
+          </w:p>
+        </w:tc>
+        <w:tc>
+          <w:tcPr>
+            <w:vAlign w:val="center"/>
+            <w:tcW w:type="dxa" w:w="1652"/>
+          </w:tcPr>
+          <w:p>
+            <w:pPr>
+              <w:spacing w:before="20" w:after="20"/>
+              <w:jc w:val="center"/>
+            </w:pPr>
+            <w:r/>
+            <w:r>
+              <w:rPr>
+                <w:rFonts w:ascii="Calibri" w:hAnsi="Calibri"/>
+                <w:b w:val="0"/>
+                <w:i w:val="0"/>
+                <w:color w:val="0B5CAD"/>
+                <w:sz w:val="18"/>
+              </w:rPr>
+              <w:t xml:space="preserve">[— / 6 / 54]</w:t>
             </w:r>
           </w:p>
         </w:tc>
@@ -4456,10 +4693,10 @@
                 <w:rFonts w:ascii="Calibri" w:hAnsi="Calibri"/>
                 <w:b w:val="0"/>
                 <w:i w:val="0"/>
-                <w:color w:val="000000"/>
-                <w:sz w:val="18"/>
-              </w:rPr>
-              <w:t>21 670</w:t>
+                <w:color w:val="0B5CAD"/>
+                <w:sz w:val="18"/>
+              </w:rPr>
+              <w:t xml:space="preserve">[21 670]</w:t>
             </w:r>
           </w:p>
         </w:tc>
@@ -4474,6 +4711,16 @@
               <w:jc w:val="center"/>
             </w:pPr>
             <w:r/>
+            <w:r>
+              <w:rPr>
+                <w:rFonts w:ascii="Calibri" w:hAnsi="Calibri"/>
+                <w:b w:val="0"/>
+                <w:i w:val="0"/>
+                <w:color w:val="C55A11"/>
+                <w:sz w:val="18"/>
+              </w:rPr>
+              <w:t xml:space="preserve">[ ]</w:t>
+            </w:r>
           </w:p>
         </w:tc>
       </w:tr>
@@ -4485,7 +4732,7 @@
           <w:tcPr>
             <w:shd w:val="clear" w:color="auto" w:fill="F2F2F2"/>
             <w:vAlign w:val="center"/>
-            <w:tcW w:type="dxa" w:w="1384"/>
+            <w:tcW w:type="dxa" w:w="1327"/>
           </w:tcPr>
           <w:p>
             <w:pPr>
@@ -4509,7 +4756,7 @@
           <w:tcPr>
             <w:shd w:val="clear" w:color="auto" w:fill="F7FAFC"/>
             <w:vAlign w:val="center"/>
-            <w:tcW w:type="dxa" w:w="3125"/>
+            <w:tcW w:type="dxa" w:w="3004"/>
           </w:tcPr>
           <w:p>
             <w:pPr>
@@ -4553,23 +4800,23 @@
           <w:tcPr>
             <w:shd w:val="clear" w:color="auto" w:fill="F7FAFC"/>
             <w:vAlign w:val="center"/>
-            <w:tcW w:type="dxa" w:w="2131"/>
-          </w:tcPr>
-          <w:p>
-            <w:pPr>
-              <w:spacing w:before="20" w:after="20"/>
-              <w:jc w:val="center"/>
-            </w:pPr>
-            <w:r/>
-            <w:r>
-              <w:rPr>
-                <w:rFonts w:ascii="Calibri" w:hAnsi="Calibri"/>
-                <w:b w:val="0"/>
-                <w:i w:val="0"/>
-                <w:color w:val="000000"/>
-                <w:sz w:val="18"/>
-              </w:rPr>
-              <w:t>P050112 / MB0824_05</w:t>
+            <w:tcW w:type="dxa" w:w="2209"/>
+          </w:tcPr>
+          <w:p>
+            <w:pPr>
+              <w:spacing w:before="20" w:after="20"/>
+              <w:jc w:val="center"/>
+            </w:pPr>
+            <w:r/>
+            <w:r>
+              <w:rPr>
+                <w:rFonts w:ascii="Calibri" w:hAnsi="Calibri"/>
+                <w:b w:val="0"/>
+                <w:i w:val="0"/>
+                <w:color w:val="0B5CAD"/>
+                <w:sz w:val="18"/>
+              </w:rPr>
+              <w:t xml:space="preserve">[P050112 / MB0824_05]</w:t>
             </w:r>
           </w:p>
         </w:tc>
@@ -4577,23 +4824,23 @@
           <w:tcPr>
             <w:shd w:val="clear" w:color="auto" w:fill="F7FAFC"/>
             <w:vAlign w:val="center"/>
-            <w:tcW w:type="dxa" w:w="1552"/>
-          </w:tcPr>
-          <w:p>
-            <w:pPr>
-              <w:spacing w:before="20" w:after="20"/>
-              <w:jc w:val="center"/>
-            </w:pPr>
-            <w:r/>
-            <w:r>
-              <w:rPr>
-                <w:rFonts w:ascii="Calibri" w:hAnsi="Calibri"/>
-                <w:b w:val="0"/>
-                <w:i w:val="0"/>
-                <w:color w:val="000000"/>
-                <w:sz w:val="18"/>
-              </w:rPr>
-              <w:t>— / 25 / 245</w:t>
+            <w:tcW w:type="dxa" w:w="1652"/>
+          </w:tcPr>
+          <w:p>
+            <w:pPr>
+              <w:spacing w:before="20" w:after="20"/>
+              <w:jc w:val="center"/>
+            </w:pPr>
+            <w:r/>
+            <w:r>
+              <w:rPr>
+                <w:rFonts w:ascii="Calibri" w:hAnsi="Calibri"/>
+                <w:b w:val="0"/>
+                <w:i w:val="0"/>
+                <w:color w:val="0B5CAD"/>
+                <w:sz w:val="18"/>
+              </w:rPr>
+              <w:t xml:space="preserve">[— / 61 / 609]</w:t>
             </w:r>
           </w:p>
         </w:tc>
@@ -4614,10 +4861,10 @@
                 <w:rFonts w:ascii="Calibri" w:hAnsi="Calibri"/>
                 <w:b w:val="0"/>
                 <w:i w:val="0"/>
-                <w:color w:val="000000"/>
-                <w:sz w:val="18"/>
-              </w:rPr>
-              <w:t>244 060</w:t>
+                <w:color w:val="0B5CAD"/>
+                <w:sz w:val="18"/>
+              </w:rPr>
+              <w:t xml:space="preserve">[244 060]</w:t>
             </w:r>
           </w:p>
         </w:tc>
@@ -4633,6 +4880,16 @@
               <w:jc w:val="center"/>
             </w:pPr>
             <w:r/>
+            <w:r>
+              <w:rPr>
+                <w:rFonts w:ascii="Calibri" w:hAnsi="Calibri"/>
+                <w:b w:val="0"/>
+                <w:i w:val="0"/>
+                <w:color w:val="C55A11"/>
+                <w:sz w:val="18"/>
+              </w:rPr>
+              <w:t xml:space="preserve">[ ]</w:t>
+            </w:r>
           </w:p>
         </w:tc>
       </w:tr>
@@ -4644,7 +4901,7 @@
           <w:tcPr>
             <w:shd w:val="clear" w:color="auto" w:fill="F2F2F2"/>
             <w:vAlign w:val="center"/>
-            <w:tcW w:type="dxa" w:w="1384"/>
+            <w:tcW w:type="dxa" w:w="1327"/>
           </w:tcPr>
           <w:p>
             <w:pPr>
@@ -4667,7 +4924,7 @@
         <w:tc>
           <w:tcPr>
             <w:vAlign w:val="center"/>
-            <w:tcW w:type="dxa" w:w="3125"/>
+            <w:tcW w:type="dxa" w:w="3004"/>
           </w:tcPr>
           <w:p>
             <w:pPr>
@@ -4710,46 +4967,46 @@
         <w:tc>
           <w:tcPr>
             <w:vAlign w:val="center"/>
-            <w:tcW w:type="dxa" w:w="2131"/>
-          </w:tcPr>
-          <w:p>
-            <w:pPr>
-              <w:spacing w:before="20" w:after="20"/>
-              <w:jc w:val="center"/>
-            </w:pPr>
-            <w:r/>
-            <w:r>
-              <w:rPr>
-                <w:rFonts w:ascii="Calibri" w:hAnsi="Calibri"/>
-                <w:b w:val="0"/>
-                <w:i w:val="0"/>
-                <w:color w:val="000000"/>
-                <w:sz w:val="18"/>
-              </w:rPr>
-              <w:t>P050042 / OMP1024_01</w:t>
-            </w:r>
-          </w:p>
-        </w:tc>
-        <w:tc>
-          <w:tcPr>
-            <w:vAlign w:val="center"/>
-            <w:tcW w:type="dxa" w:w="1552"/>
-          </w:tcPr>
-          <w:p>
-            <w:pPr>
-              <w:spacing w:before="20" w:after="20"/>
-              <w:jc w:val="center"/>
-            </w:pPr>
-            <w:r/>
-            <w:r>
-              <w:rPr>
-                <w:rFonts w:ascii="Calibri" w:hAnsi="Calibri"/>
-                <w:b w:val="0"/>
-                <w:i w:val="0"/>
-                <w:color w:val="000000"/>
-                <w:sz w:val="18"/>
-              </w:rPr>
-              <w:t>— / 22 / 214</w:t>
+            <w:tcW w:type="dxa" w:w="2209"/>
+          </w:tcPr>
+          <w:p>
+            <w:pPr>
+              <w:spacing w:before="20" w:after="20"/>
+              <w:jc w:val="center"/>
+            </w:pPr>
+            <w:r/>
+            <w:r>
+              <w:rPr>
+                <w:rFonts w:ascii="Calibri" w:hAnsi="Calibri"/>
+                <w:b w:val="0"/>
+                <w:i w:val="0"/>
+                <w:color w:val="0B5CAD"/>
+                <w:sz w:val="18"/>
+              </w:rPr>
+              <w:t xml:space="preserve">[P050042 / OMP1024_01]</w:t>
+            </w:r>
+          </w:p>
+        </w:tc>
+        <w:tc>
+          <w:tcPr>
+            <w:vAlign w:val="center"/>
+            <w:tcW w:type="dxa" w:w="1652"/>
+          </w:tcPr>
+          <w:p>
+            <w:pPr>
+              <w:spacing w:before="20" w:after="20"/>
+              <w:jc w:val="center"/>
+            </w:pPr>
+            <w:r/>
+            <w:r>
+              <w:rPr>
+                <w:rFonts w:ascii="Calibri" w:hAnsi="Calibri"/>
+                <w:b w:val="0"/>
+                <w:i w:val="0"/>
+                <w:color w:val="0B5CAD"/>
+                <w:sz w:val="18"/>
+              </w:rPr>
+              <w:t xml:space="preserve">[— / 54 / 533]</w:t>
             </w:r>
           </w:p>
         </w:tc>
@@ -4769,10 +5026,10 @@
                 <w:rFonts w:ascii="Calibri" w:hAnsi="Calibri"/>
                 <w:b w:val="0"/>
                 <w:i w:val="0"/>
-                <w:color w:val="000000"/>
-                <w:sz w:val="18"/>
-              </w:rPr>
-              <w:t>213 590</w:t>
+                <w:color w:val="0B5CAD"/>
+                <w:sz w:val="18"/>
+              </w:rPr>
+              <w:t xml:space="preserve">[213 590]</w:t>
             </w:r>
           </w:p>
         </w:tc>
@@ -4787,6 +5044,16 @@
               <w:jc w:val="center"/>
             </w:pPr>
             <w:r/>
+            <w:r>
+              <w:rPr>
+                <w:rFonts w:ascii="Calibri" w:hAnsi="Calibri"/>
+                <w:b w:val="0"/>
+                <w:i w:val="0"/>
+                <w:color w:val="C55A11"/>
+                <w:sz w:val="18"/>
+              </w:rPr>
+              <w:t xml:space="preserve">[ ]</w:t>
+            </w:r>
           </w:p>
         </w:tc>
       </w:tr>
@@ -4798,7 +5065,7 @@
           <w:tcPr>
             <w:shd w:val="clear" w:color="auto" w:fill="F2F2F2"/>
             <w:vAlign w:val="center"/>
-            <w:tcW w:type="dxa" w:w="1384"/>
+            <w:tcW w:type="dxa" w:w="1327"/>
           </w:tcPr>
           <w:p>
             <w:pPr>
@@ -4822,7 +5089,7 @@
           <w:tcPr>
             <w:shd w:val="clear" w:color="auto" w:fill="F7FAFC"/>
             <w:vAlign w:val="center"/>
-            <w:tcW w:type="dxa" w:w="3125"/>
+            <w:tcW w:type="dxa" w:w="3004"/>
           </w:tcPr>
           <w:p>
             <w:pPr>
@@ -4866,23 +5133,23 @@
           <w:tcPr>
             <w:shd w:val="clear" w:color="auto" w:fill="F7FAFC"/>
             <w:vAlign w:val="center"/>
-            <w:tcW w:type="dxa" w:w="2131"/>
-          </w:tcPr>
-          <w:p>
-            <w:pPr>
-              <w:spacing w:before="20" w:after="20"/>
-              <w:jc w:val="center"/>
-            </w:pPr>
-            <w:r/>
-            <w:r>
-              <w:rPr>
-                <w:rFonts w:ascii="Calibri" w:hAnsi="Calibri"/>
-                <w:b w:val="0"/>
-                <w:i w:val="0"/>
-                <w:color w:val="000000"/>
-                <w:sz w:val="18"/>
-              </w:rPr>
-              <w:t>P050082 / OPM1024_03</w:t>
+            <w:tcW w:type="dxa" w:w="2209"/>
+          </w:tcPr>
+          <w:p>
+            <w:pPr>
+              <w:spacing w:before="20" w:after="20"/>
+              <w:jc w:val="center"/>
+            </w:pPr>
+            <w:r/>
+            <w:r>
+              <w:rPr>
+                <w:rFonts w:ascii="Calibri" w:hAnsi="Calibri"/>
+                <w:b w:val="0"/>
+                <w:i w:val="0"/>
+                <w:color w:val="0B5CAD"/>
+                <w:sz w:val="18"/>
+              </w:rPr>
+              <w:t xml:space="preserve">[P050082 / OPM1024_03]</w:t>
             </w:r>
           </w:p>
         </w:tc>
@@ -4890,23 +5157,23 @@
           <w:tcPr>
             <w:shd w:val="clear" w:color="auto" w:fill="F7FAFC"/>
             <w:vAlign w:val="center"/>
-            <w:tcW w:type="dxa" w:w="1552"/>
-          </w:tcPr>
-          <w:p>
-            <w:pPr>
-              <w:spacing w:before="20" w:after="20"/>
-              <w:jc w:val="center"/>
-            </w:pPr>
-            <w:r/>
-            <w:r>
-              <w:rPr>
-                <w:rFonts w:ascii="Calibri" w:hAnsi="Calibri"/>
-                <w:b w:val="0"/>
-                <w:i w:val="0"/>
-                <w:color w:val="000000"/>
-                <w:sz w:val="18"/>
-              </w:rPr>
-              <w:t>— / 27 / 268</w:t>
+            <w:tcW w:type="dxa" w:w="1652"/>
+          </w:tcPr>
+          <w:p>
+            <w:pPr>
+              <w:spacing w:before="20" w:after="20"/>
+              <w:jc w:val="center"/>
+            </w:pPr>
+            <w:r/>
+            <w:r>
+              <w:rPr>
+                <w:rFonts w:ascii="Calibri" w:hAnsi="Calibri"/>
+                <w:b w:val="0"/>
+                <w:i w:val="0"/>
+                <w:color w:val="0B5CAD"/>
+                <w:sz w:val="18"/>
+              </w:rPr>
+              <w:t xml:space="preserve">[— / 67 / 667]</w:t>
             </w:r>
           </w:p>
         </w:tc>
@@ -4927,10 +5194,10 @@
                 <w:rFonts w:ascii="Calibri" w:hAnsi="Calibri"/>
                 <w:b w:val="0"/>
                 <w:i w:val="0"/>
-                <w:color w:val="000000"/>
-                <w:sz w:val="18"/>
-              </w:rPr>
-              <w:t>267 590</w:t>
+                <w:color w:val="0B5CAD"/>
+                <w:sz w:val="18"/>
+              </w:rPr>
+              <w:t xml:space="preserve">[267 590]</w:t>
             </w:r>
           </w:p>
         </w:tc>
@@ -4946,6 +5213,16 @@
               <w:jc w:val="center"/>
             </w:pPr>
             <w:r/>
+            <w:r>
+              <w:rPr>
+                <w:rFonts w:ascii="Calibri" w:hAnsi="Calibri"/>
+                <w:b w:val="0"/>
+                <w:i w:val="0"/>
+                <w:color w:val="C55A11"/>
+                <w:sz w:val="18"/>
+              </w:rPr>
+              <w:t xml:space="preserve">[ ]</w:t>
+            </w:r>
           </w:p>
         </w:tc>
       </w:tr>
@@ -4957,7 +5234,7 @@
           <w:tcPr>
             <w:shd w:val="clear" w:color="auto" w:fill="F2F2F2"/>
             <w:vAlign w:val="center"/>
-            <w:tcW w:type="dxa" w:w="1384"/>
+            <w:tcW w:type="dxa" w:w="1327"/>
           </w:tcPr>
           <w:p>
             <w:pPr>
@@ -4980,7 +5257,7 @@
         <w:tc>
           <w:tcPr>
             <w:vAlign w:val="center"/>
-            <w:tcW w:type="dxa" w:w="3125"/>
+            <w:tcW w:type="dxa" w:w="3004"/>
           </w:tcPr>
           <w:p>
             <w:pPr>
@@ -5023,46 +5300,46 @@
         <w:tc>
           <w:tcPr>
             <w:vAlign w:val="center"/>
-            <w:tcW w:type="dxa" w:w="2131"/>
-          </w:tcPr>
-          <w:p>
-            <w:pPr>
-              <w:spacing w:before="20" w:after="20"/>
-              <w:jc w:val="center"/>
-            </w:pPr>
-            <w:r/>
-            <w:r>
-              <w:rPr>
-                <w:rFonts w:ascii="Calibri" w:hAnsi="Calibri"/>
-                <w:b w:val="0"/>
-                <w:i w:val="0"/>
-                <w:color w:val="000000"/>
-                <w:sz w:val="18"/>
-              </w:rPr>
-              <w:t>P060232 / PM112501</w:t>
-            </w:r>
-          </w:p>
-        </w:tc>
-        <w:tc>
-          <w:tcPr>
-            <w:vAlign w:val="center"/>
-            <w:tcW w:type="dxa" w:w="1552"/>
-          </w:tcPr>
-          <w:p>
-            <w:pPr>
-              <w:spacing w:before="20" w:after="20"/>
-              <w:jc w:val="center"/>
-            </w:pPr>
-            <w:r/>
-            <w:r>
-              <w:rPr>
-                <w:rFonts w:ascii="Calibri" w:hAnsi="Calibri"/>
-                <w:b w:val="0"/>
-                <w:i w:val="0"/>
-                <w:color w:val="000000"/>
-                <w:sz w:val="18"/>
-              </w:rPr>
-              <w:t>— / 5 / 49</w:t>
+            <w:tcW w:type="dxa" w:w="2209"/>
+          </w:tcPr>
+          <w:p>
+            <w:pPr>
+              <w:spacing w:before="20" w:after="20"/>
+              <w:jc w:val="center"/>
+            </w:pPr>
+            <w:r/>
+            <w:r>
+              <w:rPr>
+                <w:rFonts w:ascii="Calibri" w:hAnsi="Calibri"/>
+                <w:b w:val="0"/>
+                <w:i w:val="0"/>
+                <w:color w:val="0B5CAD"/>
+                <w:sz w:val="18"/>
+              </w:rPr>
+              <w:t xml:space="preserve">[P060232 / PM112501]</w:t>
+            </w:r>
+          </w:p>
+        </w:tc>
+        <w:tc>
+          <w:tcPr>
+            <w:vAlign w:val="center"/>
+            <w:tcW w:type="dxa" w:w="1652"/>
+          </w:tcPr>
+          <w:p>
+            <w:pPr>
+              <w:spacing w:before="20" w:after="20"/>
+              <w:jc w:val="center"/>
+            </w:pPr>
+            <w:r/>
+            <w:r>
+              <w:rPr>
+                <w:rFonts w:ascii="Calibri" w:hAnsi="Calibri"/>
+                <w:b w:val="0"/>
+                <w:i w:val="0"/>
+                <w:color w:val="0B5CAD"/>
+                <w:sz w:val="18"/>
+              </w:rPr>
+              <w:t xml:space="preserve">[— / 12 / 120]</w:t>
             </w:r>
           </w:p>
         </w:tc>
@@ -5082,10 +5359,10 @@
                 <w:rFonts w:ascii="Calibri" w:hAnsi="Calibri"/>
                 <w:b w:val="0"/>
                 <w:i w:val="0"/>
-                <w:color w:val="000000"/>
-                <w:sz w:val="18"/>
-              </w:rPr>
-              <w:t>48 090</w:t>
+                <w:color w:val="0B5CAD"/>
+                <w:sz w:val="18"/>
+              </w:rPr>
+              <w:t xml:space="preserve">[48 090]</w:t>
             </w:r>
           </w:p>
         </w:tc>
@@ -5100,6 +5377,16 @@
               <w:jc w:val="center"/>
             </w:pPr>
             <w:r/>
+            <w:r>
+              <w:rPr>
+                <w:rFonts w:ascii="Calibri" w:hAnsi="Calibri"/>
+                <w:b w:val="0"/>
+                <w:i w:val="0"/>
+                <w:color w:val="C55A11"/>
+                <w:sz w:val="18"/>
+              </w:rPr>
+              <w:t xml:space="preserve">[ ]</w:t>
+            </w:r>
           </w:p>
         </w:tc>
       </w:tr>
@@ -5111,7 +5398,7 @@
           <w:tcPr>
             <w:shd w:val="clear" w:color="auto" w:fill="F2F2F2"/>
             <w:vAlign w:val="center"/>
-            <w:tcW w:type="dxa" w:w="1384"/>
+            <w:tcW w:type="dxa" w:w="1327"/>
           </w:tcPr>
           <w:p>
             <w:pPr>
@@ -5135,7 +5422,7 @@
           <w:tcPr>
             <w:shd w:val="clear" w:color="auto" w:fill="F7FAFC"/>
             <w:vAlign w:val="center"/>
-            <w:tcW w:type="dxa" w:w="3125"/>
+            <w:tcW w:type="dxa" w:w="3004"/>
           </w:tcPr>
           <w:p>
             <w:pPr>
@@ -5179,23 +5466,23 @@
           <w:tcPr>
             <w:shd w:val="clear" w:color="auto" w:fill="F7FAFC"/>
             <w:vAlign w:val="center"/>
-            <w:tcW w:type="dxa" w:w="2131"/>
-          </w:tcPr>
-          <w:p>
-            <w:pPr>
-              <w:spacing w:before="20" w:after="20"/>
-              <w:jc w:val="center"/>
-            </w:pPr>
-            <w:r/>
-            <w:r>
-              <w:rPr>
-                <w:rFonts w:ascii="Calibri" w:hAnsi="Calibri"/>
-                <w:b w:val="0"/>
-                <w:i w:val="0"/>
-                <w:color w:val="000000"/>
-                <w:sz w:val="18"/>
-              </w:rPr>
-              <w:t>P060112 / PUM102501</w:t>
+            <w:tcW w:type="dxa" w:w="2209"/>
+          </w:tcPr>
+          <w:p>
+            <w:pPr>
+              <w:spacing w:before="20" w:after="20"/>
+              <w:jc w:val="center"/>
+            </w:pPr>
+            <w:r/>
+            <w:r>
+              <w:rPr>
+                <w:rFonts w:ascii="Calibri" w:hAnsi="Calibri"/>
+                <w:b w:val="0"/>
+                <w:i w:val="0"/>
+                <w:color w:val="0B5CAD"/>
+                <w:sz w:val="18"/>
+              </w:rPr>
+              <w:t xml:space="preserve">[P060112 / PUM102501]</w:t>
             </w:r>
           </w:p>
         </w:tc>
@@ -5203,23 +5490,23 @@
           <w:tcPr>
             <w:shd w:val="clear" w:color="auto" w:fill="F7FAFC"/>
             <w:vAlign w:val="center"/>
-            <w:tcW w:type="dxa" w:w="1552"/>
-          </w:tcPr>
-          <w:p>
-            <w:pPr>
-              <w:spacing w:before="20" w:after="20"/>
-              <w:jc w:val="center"/>
-            </w:pPr>
-            <w:r/>
-            <w:r>
-              <w:rPr>
-                <w:rFonts w:ascii="Calibri" w:hAnsi="Calibri"/>
-                <w:b w:val="0"/>
-                <w:i w:val="0"/>
-                <w:color w:val="000000"/>
-                <w:sz w:val="18"/>
-              </w:rPr>
-              <w:t>— / 5 / 50</w:t>
+            <w:tcW w:type="dxa" w:w="1652"/>
+          </w:tcPr>
+          <w:p>
+            <w:pPr>
+              <w:spacing w:before="20" w:after="20"/>
+              <w:jc w:val="center"/>
+            </w:pPr>
+            <w:r/>
+            <w:r>
+              <w:rPr>
+                <w:rFonts w:ascii="Calibri" w:hAnsi="Calibri"/>
+                <w:b w:val="0"/>
+                <w:i w:val="0"/>
+                <w:color w:val="0B5CAD"/>
+                <w:sz w:val="18"/>
+              </w:rPr>
+              <w:t xml:space="preserve">[— / 13 / 124]</w:t>
             </w:r>
           </w:p>
         </w:tc>
@@ -5240,10 +5527,10 @@
                 <w:rFonts w:ascii="Calibri" w:hAnsi="Calibri"/>
                 <w:b w:val="0"/>
                 <w:i w:val="0"/>
-                <w:color w:val="000000"/>
-                <w:sz w:val="18"/>
-              </w:rPr>
-              <w:t>49 910</w:t>
+                <w:color w:val="0B5CAD"/>
+                <w:sz w:val="18"/>
+              </w:rPr>
+              <w:t xml:space="preserve">[49 910]</w:t>
             </w:r>
           </w:p>
         </w:tc>
@@ -5259,6 +5546,16 @@
               <w:jc w:val="center"/>
             </w:pPr>
             <w:r/>
+            <w:r>
+              <w:rPr>
+                <w:rFonts w:ascii="Calibri" w:hAnsi="Calibri"/>
+                <w:b w:val="0"/>
+                <w:i w:val="0"/>
+                <w:color w:val="C55A11"/>
+                <w:sz w:val="18"/>
+              </w:rPr>
+              <w:t xml:space="preserve">[ ]</w:t>
+            </w:r>
           </w:p>
         </w:tc>
       </w:tr>
@@ -5270,7 +5567,7 @@
           <w:tcPr>
             <w:shd w:val="clear" w:color="auto" w:fill="F2F2F2"/>
             <w:vAlign w:val="center"/>
-            <w:tcW w:type="dxa" w:w="1384"/>
+            <w:tcW w:type="dxa" w:w="1327"/>
           </w:tcPr>
           <w:p>
             <w:pPr>
@@ -5293,7 +5590,7 @@
         <w:tc>
           <w:tcPr>
             <w:vAlign w:val="center"/>
-            <w:tcW w:type="dxa" w:w="3125"/>
+            <w:tcW w:type="dxa" w:w="3004"/>
           </w:tcPr>
           <w:p>
             <w:pPr>
@@ -5336,46 +5633,46 @@
         <w:tc>
           <w:tcPr>
             <w:vAlign w:val="center"/>
-            <w:tcW w:type="dxa" w:w="2131"/>
-          </w:tcPr>
-          <w:p>
-            <w:pPr>
-              <w:spacing w:before="20" w:after="20"/>
-              <w:jc w:val="center"/>
-            </w:pPr>
-            <w:r/>
-            <w:r>
-              <w:rPr>
-                <w:rFonts w:ascii="Calibri" w:hAnsi="Calibri"/>
-                <w:b w:val="0"/>
-                <w:i w:val="0"/>
-                <w:color w:val="000000"/>
-                <w:sz w:val="18"/>
-              </w:rPr>
-              <w:t>P060282 / SCR112501</w:t>
-            </w:r>
-          </w:p>
-        </w:tc>
-        <w:tc>
-          <w:tcPr>
-            <w:vAlign w:val="center"/>
-            <w:tcW w:type="dxa" w:w="1552"/>
-          </w:tcPr>
-          <w:p>
-            <w:pPr>
-              <w:spacing w:before="20" w:after="20"/>
-              <w:jc w:val="center"/>
-            </w:pPr>
-            <w:r/>
-            <w:r>
-              <w:rPr>
-                <w:rFonts w:ascii="Calibri" w:hAnsi="Calibri"/>
-                <w:b w:val="0"/>
-                <w:i w:val="0"/>
-                <w:color w:val="000000"/>
-                <w:sz w:val="18"/>
-              </w:rPr>
-              <w:t>— / 3 / 24</w:t>
+            <w:tcW w:type="dxa" w:w="2209"/>
+          </w:tcPr>
+          <w:p>
+            <w:pPr>
+              <w:spacing w:before="20" w:after="20"/>
+              <w:jc w:val="center"/>
+            </w:pPr>
+            <w:r/>
+            <w:r>
+              <w:rPr>
+                <w:rFonts w:ascii="Calibri" w:hAnsi="Calibri"/>
+                <w:b w:val="0"/>
+                <w:i w:val="0"/>
+                <w:color w:val="0B5CAD"/>
+                <w:sz w:val="18"/>
+              </w:rPr>
+              <w:t xml:space="preserve">[P060282 / SCR112501]</w:t>
+            </w:r>
+          </w:p>
+        </w:tc>
+        <w:tc>
+          <w:tcPr>
+            <w:vAlign w:val="center"/>
+            <w:tcW w:type="dxa" w:w="1652"/>
+          </w:tcPr>
+          <w:p>
+            <w:pPr>
+              <w:spacing w:before="20" w:after="20"/>
+              <w:jc w:val="center"/>
+            </w:pPr>
+            <w:r/>
+            <w:r>
+              <w:rPr>
+                <w:rFonts w:ascii="Calibri" w:hAnsi="Calibri"/>
+                <w:b w:val="0"/>
+                <w:i w:val="0"/>
+                <w:color w:val="0B5CAD"/>
+                <w:sz w:val="18"/>
+              </w:rPr>
+              <w:t xml:space="preserve">[— / 6 / 58]</w:t>
             </w:r>
           </w:p>
         </w:tc>
@@ -5395,10 +5692,10 @@
                 <w:rFonts w:ascii="Calibri" w:hAnsi="Calibri"/>
                 <w:b w:val="0"/>
                 <w:i w:val="0"/>
-                <w:color w:val="000000"/>
-                <w:sz w:val="18"/>
-              </w:rPr>
-              <w:t>23 440</w:t>
+                <w:color w:val="0B5CAD"/>
+                <w:sz w:val="18"/>
+              </w:rPr>
+              <w:t xml:space="preserve">[23 440]</w:t>
             </w:r>
           </w:p>
         </w:tc>
@@ -5413,6 +5710,16 @@
               <w:jc w:val="center"/>
             </w:pPr>
             <w:r/>
+            <w:r>
+              <w:rPr>
+                <w:rFonts w:ascii="Calibri" w:hAnsi="Calibri"/>
+                <w:b w:val="0"/>
+                <w:i w:val="0"/>
+                <w:color w:val="C55A11"/>
+                <w:sz w:val="18"/>
+              </w:rPr>
+              <w:t xml:space="preserve">[ ]</w:t>
+            </w:r>
           </w:p>
         </w:tc>
       </w:tr>
@@ -5424,7 +5731,7 @@
           <w:tcPr>
             <w:shd w:val="clear" w:color="auto" w:fill="F2F2F2"/>
             <w:vAlign w:val="center"/>
-            <w:tcW w:type="dxa" w:w="1384"/>
+            <w:tcW w:type="dxa" w:w="1327"/>
           </w:tcPr>
           <w:p>
             <w:pPr>
@@ -5448,7 +5755,7 @@
           <w:tcPr>
             <w:shd w:val="clear" w:color="auto" w:fill="F7FAFC"/>
             <w:vAlign w:val="center"/>
-            <w:tcW w:type="dxa" w:w="3125"/>
+            <w:tcW w:type="dxa" w:w="3004"/>
           </w:tcPr>
           <w:p>
             <w:pPr>
@@ -5492,23 +5799,23 @@
           <w:tcPr>
             <w:shd w:val="clear" w:color="auto" w:fill="F7FAFC"/>
             <w:vAlign w:val="center"/>
-            <w:tcW w:type="dxa" w:w="2131"/>
-          </w:tcPr>
-          <w:p>
-            <w:pPr>
-              <w:spacing w:before="20" w:after="20"/>
-              <w:jc w:val="center"/>
-            </w:pPr>
-            <w:r/>
-            <w:r>
-              <w:rPr>
-                <w:rFonts w:ascii="Calibri" w:hAnsi="Calibri"/>
-                <w:b w:val="0"/>
-                <w:i w:val="0"/>
-                <w:color w:val="000000"/>
-                <w:sz w:val="18"/>
-              </w:rPr>
-              <w:t>P060012 / WC082501</w:t>
+            <w:tcW w:type="dxa" w:w="2209"/>
+          </w:tcPr>
+          <w:p>
+            <w:pPr>
+              <w:spacing w:before="20" w:after="20"/>
+              <w:jc w:val="center"/>
+            </w:pPr>
+            <w:r/>
+            <w:r>
+              <w:rPr>
+                <w:rFonts w:ascii="Calibri" w:hAnsi="Calibri"/>
+                <w:b w:val="0"/>
+                <w:i w:val="0"/>
+                <w:color w:val="0B5CAD"/>
+                <w:sz w:val="18"/>
+              </w:rPr>
+              <w:t xml:space="preserve">[P060012 / WC082501]</w:t>
             </w:r>
           </w:p>
         </w:tc>
@@ -5516,23 +5823,23 @@
           <w:tcPr>
             <w:shd w:val="clear" w:color="auto" w:fill="F7FAFC"/>
             <w:vAlign w:val="center"/>
-            <w:tcW w:type="dxa" w:w="1552"/>
-          </w:tcPr>
-          <w:p>
-            <w:pPr>
-              <w:spacing w:before="20" w:after="20"/>
-              <w:jc w:val="center"/>
-            </w:pPr>
-            <w:r/>
-            <w:r>
-              <w:rPr>
-                <w:rFonts w:ascii="Calibri" w:hAnsi="Calibri"/>
-                <w:b w:val="0"/>
-                <w:i w:val="0"/>
-                <w:color w:val="000000"/>
-                <w:sz w:val="18"/>
-              </w:rPr>
-              <w:t>— / 9 / 83</w:t>
+            <w:tcW w:type="dxa" w:w="1652"/>
+          </w:tcPr>
+          <w:p>
+            <w:pPr>
+              <w:spacing w:before="20" w:after="20"/>
+              <w:jc w:val="center"/>
+            </w:pPr>
+            <w:r/>
+            <w:r>
+              <w:rPr>
+                <w:rFonts w:ascii="Calibri" w:hAnsi="Calibri"/>
+                <w:b w:val="0"/>
+                <w:i w:val="0"/>
+                <w:color w:val="0B5CAD"/>
+                <w:sz w:val="18"/>
+              </w:rPr>
+              <w:t xml:space="preserve">[— / 21 / 206]</w:t>
             </w:r>
           </w:p>
         </w:tc>
@@ -5553,10 +5860,10 @@
                 <w:rFonts w:ascii="Calibri" w:hAnsi="Calibri"/>
                 <w:b w:val="0"/>
                 <w:i w:val="0"/>
-                <w:color w:val="000000"/>
-                <w:sz w:val="18"/>
-              </w:rPr>
-              <w:t>82 630</w:t>
+                <w:color w:val="0B5CAD"/>
+                <w:sz w:val="18"/>
+              </w:rPr>
+              <w:t xml:space="preserve">[82 630]</w:t>
             </w:r>
           </w:p>
         </w:tc>
@@ -5572,6 +5879,16 @@
               <w:jc w:val="center"/>
             </w:pPr>
             <w:r/>
+            <w:r>
+              <w:rPr>
+                <w:rFonts w:ascii="Calibri" w:hAnsi="Calibri"/>
+                <w:b w:val="0"/>
+                <w:i w:val="0"/>
+                <w:color w:val="C55A11"/>
+                <w:sz w:val="18"/>
+              </w:rPr>
+              <w:t xml:space="preserve">[ ]</w:t>
+            </w:r>
           </w:p>
         </w:tc>
       </w:tr>
@@ -5583,7 +5900,7 @@
           <w:tcPr>
             <w:shd w:val="clear" w:color="auto" w:fill="F2F2F2"/>
             <w:vAlign w:val="center"/>
-            <w:tcW w:type="dxa" w:w="1384"/>
+            <w:tcW w:type="dxa" w:w="1327"/>
           </w:tcPr>
           <w:p>
             <w:pPr>
@@ -5626,36 +5943,46 @@
         <w:tc>
           <w:tcPr>
             <w:vAlign w:val="center"/>
-            <w:tcW w:type="dxa" w:w="3125"/>
-          </w:tcPr>
-          <w:p>
-            <w:pPr>
-              <w:spacing w:before="20" w:after="20"/>
-              <w:jc w:val="center"/>
-            </w:pPr>
-            <w:r/>
-          </w:p>
-        </w:tc>
-        <w:tc>
-          <w:tcPr>
-            <w:vAlign w:val="center"/>
-            <w:tcW w:type="dxa" w:w="2131"/>
-          </w:tcPr>
-          <w:p>
-            <w:pPr>
-              <w:spacing w:before="20" w:after="20"/>
-              <w:jc w:val="center"/>
-            </w:pPr>
-            <w:r/>
-            <w:r>
-              <w:rPr>
-                <w:rFonts w:ascii="Calibri" w:hAnsi="Calibri"/>
-                <w:b w:val="0"/>
-                <w:i w:val="0"/>
-                <w:color w:val="000000"/>
-                <w:sz w:val="18"/>
-              </w:rPr>
-              <w:t>26 серии</w:t>
+            <w:tcW w:type="dxa" w:w="3004"/>
+          </w:tcPr>
+          <w:p>
+            <w:pPr>
+              <w:spacing w:before="20" w:after="20"/>
+              <w:jc w:val="center"/>
+            </w:pPr>
+            <w:r/>
+            <w:r>
+              <w:rPr>
+                <w:rFonts w:ascii="Calibri" w:hAnsi="Calibri"/>
+                <w:b w:val="0"/>
+                <w:i w:val="0"/>
+                <w:color w:val="000000"/>
+                <w:sz w:val="18"/>
+              </w:rPr>
+              <w:t>—</w:t>
+            </w:r>
+          </w:p>
+        </w:tc>
+        <w:tc>
+          <w:tcPr>
+            <w:vAlign w:val="center"/>
+            <w:tcW w:type="dxa" w:w="2209"/>
+          </w:tcPr>
+          <w:p>
+            <w:pPr>
+              <w:spacing w:before="20" w:after="20"/>
+              <w:jc w:val="center"/>
+            </w:pPr>
+            <w:r/>
+            <w:r>
+              <w:rPr>
+                <w:rFonts w:ascii="Calibri" w:hAnsi="Calibri"/>
+                <w:b w:val="0"/>
+                <w:i w:val="0"/>
+                <w:color w:val="0B5CAD"/>
+                <w:sz w:val="18"/>
+              </w:rPr>
+              <w:t xml:space="preserve">[26 серии]</w:t>
             </w:r>
             <w:r>
               <w:rPr>
@@ -5672,33 +5999,33 @@
                 <w:rFonts w:ascii="Calibri" w:hAnsi="Calibri"/>
                 <w:b w:val="0"/>
                 <w:i/>
-                <w:color w:val="000000"/>
+                <w:color w:val="0B5CAD"/>
                 <w:sz w:val="14"/>
               </w:rPr>
-              <w:t>26 batches</w:t>
-            </w:r>
-          </w:p>
-        </w:tc>
-        <w:tc>
-          <w:tcPr>
-            <w:vAlign w:val="center"/>
-            <w:tcW w:type="dxa" w:w="1552"/>
-          </w:tcPr>
-          <w:p>
-            <w:pPr>
-              <w:spacing w:before="20" w:after="20"/>
-              <w:jc w:val="center"/>
-            </w:pPr>
-            <w:r/>
-            <w:r>
-              <w:rPr>
-                <w:rFonts w:ascii="Calibri" w:hAnsi="Calibri"/>
-                <w:b w:val="0"/>
-                <w:i w:val="0"/>
-                <w:color w:val="000000"/>
-                <w:sz w:val="18"/>
-              </w:rPr>
-              <w:t>35 / 280 / 2688</w:t>
+              <w:t xml:space="preserve">[26 batches]</w:t>
+            </w:r>
+          </w:p>
+        </w:tc>
+        <w:tc>
+          <w:tcPr>
+            <w:vAlign w:val="center"/>
+            <w:tcW w:type="dxa" w:w="1652"/>
+          </w:tcPr>
+          <w:p>
+            <w:pPr>
+              <w:spacing w:before="20" w:after="20"/>
+              <w:jc w:val="center"/>
+            </w:pPr>
+            <w:r/>
+            <w:r>
+              <w:rPr>
+                <w:rFonts w:ascii="Calibri" w:hAnsi="Calibri"/>
+                <w:b w:val="0"/>
+                <w:i w:val="0"/>
+                <w:color w:val="0B5CAD"/>
+                <w:sz w:val="18"/>
+              </w:rPr>
+              <w:t xml:space="preserve">[85 / 679 / 6677]</w:t>
             </w:r>
           </w:p>
         </w:tc>
@@ -5718,10 +6045,10 @@
                 <w:rFonts w:ascii="Calibri" w:hAnsi="Calibri"/>
                 <w:b w:val="0"/>
                 <w:i w:val="0"/>
-                <w:color w:val="000000"/>
-                <w:sz w:val="18"/>
-              </w:rPr>
-              <w:t>2 677 360</w:t>
+                <w:color w:val="0B5CAD"/>
+                <w:sz w:val="18"/>
+              </w:rPr>
+              <w:t xml:space="preserve">[2 677 360]</w:t>
             </w:r>
           </w:p>
         </w:tc>
@@ -5736,6 +6063,155 @@
               <w:jc w:val="center"/>
             </w:pPr>
             <w:r/>
+            <w:r>
+              <w:rPr>
+                <w:rFonts w:ascii="Calibri" w:hAnsi="Calibri"/>
+                <w:b w:val="0"/>
+                <w:i w:val="0"/>
+                <w:color w:val="C55A11"/>
+                <w:sz w:val="18"/>
+              </w:rPr>
+              <w:t xml:space="preserve">[ ]</w:t>
+            </w:r>
+          </w:p>
+        </w:tc>
+      </w:tr>
+    </w:tbl>
+    <w:p>
+      <w:pPr>
+        <w:keepNext w:val="0"/>
+        <w:spacing w:before="0" w:after="0" w:lineRule="exact" w:line="120"/>
+      </w:pPr>
+    </w:p>
+    <w:tbl>
+      <w:tblPr>
+        <w:jc w:val="center"/>
+        <w:tblLook w:firstColumn="1" w:firstRow="1" w:lastColumn="0" w:lastRow="0" w:noHBand="0" w:noVBand="1" w:val="04A0"/>
+        <w:tblLayout w:type="fixed"/>
+        <w:tblW w:type="pct" w:w="5000"/>
+        <w:tblInd w:type="dxa" w:w="0"/>
+        <w:tblBorders>
+          <w:top w:val="single" w:sz="4" w:space="0" w:color="2B547E"/>
+          <w:left w:val="single" w:sz="4" w:space="0" w:color="2B547E"/>
+          <w:bottom w:val="single" w:sz="4" w:space="0" w:color="2B547E"/>
+          <w:right w:val="single" w:sz="4" w:space="0" w:color="2B547E"/>
+          <w:insideH w:val="single" w:sz="4" w:space="0" w:color="2B547E"/>
+          <w:insideV w:val="single" w:sz="4" w:space="0" w:color="2B547E"/>
+        </w:tblBorders>
+      </w:tblPr>
+      <w:tblGrid>
+        <w:gridCol w:w="3288"/>
+        <w:gridCol w:w="7178"/>
+      </w:tblGrid>
+      <w:tr>
+        <w:trPr>
+          <w:cantSplit/>
+        </w:trPr>
+        <w:tc>
+          <w:tcPr>
+            <w:shd w:val="clear" w:color="auto" w:fill="F2F2F2"/>
+            <w:vAlign w:val="center"/>
+            <w:tcW w:type="pct" w:w="1570"/>
+          </w:tcPr>
+          <w:p>
+            <w:pPr>
+              <w:spacing w:before="20" w:after="20"/>
+              <w:jc w:val="left"/>
+            </w:pPr>
+            <w:r/>
+            <w:r>
+              <w:rPr>
+                <w:rFonts w:ascii="Calibri" w:hAnsi="Calibri"/>
+                <w:b/>
+                <w:i w:val="0"/>
+                <w:color w:val="000000"/>
+                <w:sz w:val="20"/>
+              </w:rPr>
+              <w:t>Ретенциони мостри вклучени во количината (број / g)</w:t>
+            </w:r>
+            <w:r>
+              <w:rPr>
+                <w:rFonts w:ascii="Calibri" w:hAnsi="Calibri"/>
+                <w:b w:val="0"/>
+                <w:i w:val="0"/>
+                <w:color w:val="000000"/>
+                <w:sz w:val="16"/>
+              </w:rPr>
+              <w:t xml:space="preserve"> | </w:t>
+            </w:r>
+            <w:r>
+              <w:rPr>
+                <w:rFonts w:ascii="Calibri" w:hAnsi="Calibri"/>
+                <w:b w:val="0"/>
+                <w:i w:val="0"/>
+                <w:color w:val="000000"/>
+                <w:sz w:val="16"/>
+              </w:rPr>
+              <w:t>Retention samples included in the quantity (number / g)</w:t>
+            </w:r>
+          </w:p>
+        </w:tc>
+        <w:tc>
+          <w:tcPr>
+            <w:vAlign w:val="center"/>
+            <w:tcW w:type="pct" w:w="3429"/>
+          </w:tcPr>
+          <w:p>
+            <w:pPr>
+              <w:spacing w:before="20" w:after="20"/>
+              <w:jc w:val="center"/>
+            </w:pPr>
+            <w:r/>
+            <w:r>
+              <w:rPr>
+                <w:rFonts w:ascii="Calibri" w:hAnsi="Calibri"/>
+                <w:b w:val="0"/>
+                <w:i w:val="0"/>
+                <w:color w:val="0B5CAD"/>
+                <w:sz w:val="20"/>
+              </w:rPr>
+              <w:t xml:space="preserve">[52 мостри (26 серии × купувач + продавач на мало)</w:t>
+            </w:r>
+            <w:r>
+              <w:rPr>
+                <w:rFonts w:ascii="Calibri" w:hAnsi="Calibri"/>
+                <w:b w:val="0"/>
+                <w:i w:val="0"/>
+                <w:color w:val="0B5CAD"/>
+                <w:sz w:val="16"/>
+              </w:rPr>
+              <w:t xml:space="preserve"> | </w:t>
+            </w:r>
+            <w:r>
+              <w:rPr>
+                <w:rFonts w:ascii="Calibri" w:hAnsi="Calibri"/>
+                <w:b w:val="0"/>
+                <w:i/>
+                <w:color w:val="0B5CAD"/>
+                <w:sz w:val="16"/>
+              </w:rPr>
+              <w:t xml:space="preserve">52 samples (26 batches × buyer + retailer)]</w:t>
+            </w:r>
+            <w:r>
+              <w:rPr>
+                <w:rFonts w:ascii="Calibri" w:hAnsi="Calibri"/>
+                <w:b w:val="0"/>
+                <w:i/>
+                <w:color w:val="000000"/>
+                <w:sz w:val="16"/>
+              </w:rPr>
+              <w:t xml:space="preserve"> / </w:t>
+            </w:r>
+            <w:r>
+              <w:rPr>
+                <w:rFonts w:ascii="Calibri" w:hAnsi="Calibri"/>
+                <w:b w:val="0"/>
+                <w:i/>
+                <w:color w:val="C55A11"/>
+                <w:sz w:val="16"/>
+              </w:rPr>
+              <w:t xml:space="preserve">[ ]</w:t>
+            </w:r>
           </w:p>
         </w:tc>
       </w:tr>
@@ -6377,6 +6853,16 @@
               <w:jc w:val="center"/>
             </w:pPr>
             <w:r/>
+            <w:r>
+              <w:rPr>
+                <w:rFonts w:ascii="Calibri" w:hAnsi="Calibri"/>
+                <w:b w:val="0"/>
+                <w:i w:val="0"/>
+                <w:color w:val="C55A11"/>
+                <w:sz w:val="18"/>
+              </w:rPr>
+              <w:t xml:space="preserve">[ ]</w:t>
+            </w:r>
           </w:p>
         </w:tc>
         <w:tc>
@@ -6391,6 +6877,16 @@
               <w:jc w:val="center"/>
             </w:pPr>
             <w:r/>
+            <w:r>
+              <w:rPr>
+                <w:rFonts w:ascii="Calibri" w:hAnsi="Calibri"/>
+                <w:b w:val="0"/>
+                <w:i w:val="0"/>
+                <w:color w:val="C55A11"/>
+                <w:sz w:val="18"/>
+              </w:rPr>
+              <w:t xml:space="preserve">[ ]</w:t>
+            </w:r>
           </w:p>
         </w:tc>
         <w:tc>
@@ -6405,6 +6901,16 @@
               <w:jc w:val="center"/>
             </w:pPr>
             <w:r/>
+            <w:r>
+              <w:rPr>
+                <w:rFonts w:ascii="Calibri" w:hAnsi="Calibri"/>
+                <w:b w:val="0"/>
+                <w:i w:val="0"/>
+                <w:color w:val="C55A11"/>
+                <w:sz w:val="18"/>
+              </w:rPr>
+              <w:t xml:space="preserve">[ ]</w:t>
+            </w:r>
           </w:p>
         </w:tc>
       </w:tr>
@@ -6470,6 +6976,16 @@
               <w:jc w:val="center"/>
             </w:pPr>
             <w:r/>
+            <w:r>
+              <w:rPr>
+                <w:rFonts w:ascii="Calibri" w:hAnsi="Calibri"/>
+                <w:b w:val="0"/>
+                <w:i w:val="0"/>
+                <w:color w:val="C55A11"/>
+                <w:sz w:val="18"/>
+              </w:rPr>
+              <w:t xml:space="preserve">[ ]</w:t>
+            </w:r>
           </w:p>
         </w:tc>
         <w:tc>
@@ -6485,6 +7001,16 @@
               <w:jc w:val="center"/>
             </w:pPr>
             <w:r/>
+            <w:r>
+              <w:rPr>
+                <w:rFonts w:ascii="Calibri" w:hAnsi="Calibri"/>
+                <w:b w:val="0"/>
+                <w:i w:val="0"/>
+                <w:color w:val="C55A11"/>
+                <w:sz w:val="18"/>
+              </w:rPr>
+              <w:t xml:space="preserve">[ ]</w:t>
+            </w:r>
           </w:p>
         </w:tc>
         <w:tc>
@@ -6500,6 +7026,16 @@
               <w:jc w:val="center"/>
             </w:pPr>
             <w:r/>
+            <w:r>
+              <w:rPr>
+                <w:rFonts w:ascii="Calibri" w:hAnsi="Calibri"/>
+                <w:b w:val="0"/>
+                <w:i w:val="0"/>
+                <w:color w:val="C55A11"/>
+                <w:sz w:val="18"/>
+              </w:rPr>
+              <w:t xml:space="preserve">[ ]</w:t>
+            </w:r>
           </w:p>
         </w:tc>
       </w:tr>
@@ -6562,6 +7098,16 @@
               <w:jc w:val="center"/>
             </w:pPr>
             <w:r/>
+            <w:r>
+              <w:rPr>
+                <w:rFonts w:ascii="Calibri" w:hAnsi="Calibri"/>
+                <w:b w:val="0"/>
+                <w:i w:val="0"/>
+                <w:color w:val="C55A11"/>
+                <w:sz w:val="18"/>
+              </w:rPr>
+              <w:t xml:space="preserve">[ ]</w:t>
+            </w:r>
           </w:p>
         </w:tc>
         <w:tc>
@@ -6575,6 +7121,16 @@
               <w:jc w:val="center"/>
             </w:pPr>
             <w:r/>
+            <w:r>
+              <w:rPr>
+                <w:rFonts w:ascii="Calibri" w:hAnsi="Calibri"/>
+                <w:b w:val="0"/>
+                <w:i w:val="0"/>
+                <w:color w:val="C55A11"/>
+                <w:sz w:val="18"/>
+              </w:rPr>
+              <w:t xml:space="preserve">[ ]</w:t>
+            </w:r>
           </w:p>
         </w:tc>
         <w:tc>
@@ -6588,6 +7144,16 @@
               <w:jc w:val="center"/>
             </w:pPr>
             <w:r/>
+            <w:r>
+              <w:rPr>
+                <w:rFonts w:ascii="Calibri" w:hAnsi="Calibri"/>
+                <w:b w:val="0"/>
+                <w:i w:val="0"/>
+                <w:color w:val="C55A11"/>
+                <w:sz w:val="18"/>
+              </w:rPr>
+              <w:t xml:space="preserve">[ ]</w:t>
+            </w:r>
           </w:p>
         </w:tc>
       </w:tr>
@@ -6679,6 +7245,16 @@
               <w:jc w:val="center"/>
             </w:pPr>
             <w:r/>
+            <w:r>
+              <w:rPr>
+                <w:rFonts w:ascii="Calibri" w:hAnsi="Calibri"/>
+                <w:b w:val="0"/>
+                <w:i w:val="0"/>
+                <w:color w:val="C55A11"/>
+                <w:sz w:val="20"/>
+              </w:rPr>
+              <w:t xml:space="preserve">[ ]</w:t>
+            </w:r>
           </w:p>
         </w:tc>
         <w:tc>
@@ -6736,6 +7312,16 @@
               <w:jc w:val="center"/>
             </w:pPr>
             <w:r/>
+            <w:r>
+              <w:rPr>
+                <w:rFonts w:ascii="Calibri" w:hAnsi="Calibri"/>
+                <w:b w:val="0"/>
+                <w:i w:val="0"/>
+                <w:color w:val="C55A11"/>
+                <w:sz w:val="20"/>
+              </w:rPr>
+              <w:t xml:space="preserve">[ ]</w:t>
+            </w:r>
           </w:p>
         </w:tc>
       </w:tr>
